--- a/WebApi/Documents/EPC Module SQL Process.docx
+++ b/WebApi/Documents/EPC Module SQL Process.docx
@@ -469,7 +469,6 @@
         </w:rPr>
         <w:t xml:space="preserve"> </w:t>
       </w:r>
-      <w:proofErr w:type="spellStart"/>
       <w:r>
         <w:rPr>
           <w:rFonts w:ascii="Arial" w:hAnsi="Arial" w:cs="Arial"/>
@@ -480,7 +479,6 @@
         </w:rPr>
         <w:t>Centauro</w:t>
       </w:r>
-      <w:proofErr w:type="spellEnd"/>
       <w:r>
         <w:rPr>
           <w:rFonts w:ascii="Arial" w:hAnsi="Arial" w:cs="Arial"/>
@@ -750,19 +748,8 @@
           <w:sz w:val="24"/>
           <w:szCs w:val="24"/>
         </w:rPr>
-        <w:t xml:space="preserve"> </w:t>
-      </w:r>
-      <w:proofErr w:type="spellStart"/>
-      <w:r>
-        <w:rPr>
-          <w:rFonts w:ascii="Arial" w:hAnsi="Arial" w:cs="Arial"/>
-          <w:color w:val="000000" w:themeColor="text1"/>
-          <w:sz w:val="24"/>
-          <w:szCs w:val="24"/>
-        </w:rPr>
-        <w:t>BabyShop</w:t>
-      </w:r>
-      <w:proofErr w:type="spellEnd"/>
+        <w:t xml:space="preserve"> BabyShop</w:t>
+      </w:r>
       <w:r>
         <w:rPr>
           <w:rFonts w:ascii="Arial" w:hAnsi="Arial" w:cs="Arial"/>
@@ -836,8 +823,6 @@
         </w:rPr>
         <w:t xml:space="preserve"> (</w:t>
       </w:r>
-      <w:proofErr w:type="spellStart"/>
-      <w:proofErr w:type="gramStart"/>
       <w:r>
         <w:rPr>
           <w:rFonts w:ascii="Arial" w:hAnsi="Arial" w:cs="Arial"/>
@@ -845,9 +830,8 @@
           <w:sz w:val="24"/>
           <w:szCs w:val="24"/>
         </w:rPr>
-        <w:t>CAApps,CAInts</w:t>
-      </w:r>
-      <w:proofErr w:type="gramEnd"/>
+        <w:t>CAApps,CAInts,CATrai</w:t>
+      </w:r>
       <w:r>
         <w:rPr>
           <w:rFonts w:ascii="Arial" w:hAnsi="Arial" w:cs="Arial"/>
@@ -855,17 +839,17 @@
           <w:sz w:val="24"/>
           <w:szCs w:val="24"/>
         </w:rPr>
-        <w:t>,CATrai</w:t>
-      </w:r>
-      <w:proofErr w:type="spellEnd"/>
+        <w:t xml:space="preserve">) </w:t>
+      </w:r>
       <w:r>
         <w:rPr>
           <w:rFonts w:ascii="Arial" w:hAnsi="Arial" w:cs="Arial"/>
           <w:color w:val="000000" w:themeColor="text1"/>
           <w:sz w:val="24"/>
           <w:szCs w:val="24"/>
-        </w:rPr>
-        <w:t xml:space="preserve">) </w:t>
+          <w:shd w:val="clear" w:color="auto" w:fill="FFFFFF"/>
+        </w:rPr>
+        <w:t>………………………………………………</w:t>
       </w:r>
       <w:r>
         <w:rPr>
@@ -875,7 +859,7 @@
           <w:szCs w:val="24"/>
           <w:shd w:val="clear" w:color="auto" w:fill="FFFFFF"/>
         </w:rPr>
-        <w:t>………………………………………………</w:t>
+        <w:t>…</w:t>
       </w:r>
       <w:r>
         <w:rPr>
@@ -885,7 +869,7 @@
           <w:szCs w:val="24"/>
           <w:shd w:val="clear" w:color="auto" w:fill="FFFFFF"/>
         </w:rPr>
-        <w:t>…</w:t>
+        <w:t xml:space="preserve"> 0</w:t>
       </w:r>
       <w:r>
         <w:rPr>
@@ -895,17 +879,33 @@
           <w:szCs w:val="24"/>
           <w:shd w:val="clear" w:color="auto" w:fill="FFFFFF"/>
         </w:rPr>
-        <w:t xml:space="preserve"> 0</w:t>
-      </w:r>
-      <w:r>
+        <w:t>9</w:t>
+      </w:r>
+    </w:p>
+    <w:p>
+      <w:pPr>
+        <w:pStyle w:val="ListParagraph"/>
+        <w:numPr>
+          <w:ilvl w:val="1"/>
+          <w:numId w:val="2"/>
+        </w:numPr>
+        <w:spacing w:line="360" w:lineRule="auto"/>
+        <w:contextualSpacing/>
         <w:rPr>
           <w:rFonts w:ascii="Arial" w:hAnsi="Arial" w:cs="Arial"/>
           <w:color w:val="000000" w:themeColor="text1"/>
           <w:sz w:val="24"/>
           <w:szCs w:val="24"/>
-          <w:shd w:val="clear" w:color="auto" w:fill="FFFFFF"/>
-        </w:rPr>
-        <w:t>9</w:t>
+        </w:rPr>
+      </w:pPr>
+      <w:r>
+        <w:rPr>
+          <w:rFonts w:ascii="Arial" w:hAnsi="Arial" w:cs="Arial"/>
+          <w:color w:val="000000" w:themeColor="text1"/>
+          <w:sz w:val="24"/>
+          <w:szCs w:val="24"/>
+        </w:rPr>
+        <w:t xml:space="preserve"> Encuentro Moda ………………………………………………………………….10</w:t>
       </w:r>
     </w:p>
     <w:p>
@@ -946,15 +946,6 @@
     <w:p>
       <w:pPr>
         <w:jc w:val="center"/>
-        <w:rPr>
-          <w:rFonts w:ascii="Arial" w:hAnsi="Arial" w:cs="Arial"/>
-          <w:sz w:val="24"/>
-          <w:szCs w:val="24"/>
-        </w:rPr>
-      </w:pPr>
-    </w:p>
-    <w:p>
-      <w:pPr>
         <w:rPr>
           <w:rFonts w:ascii="Arial" w:hAnsi="Arial" w:cs="Arial"/>
           <w:sz w:val="24"/>
@@ -3643,58 +3634,7 @@
                                 <w:sz w:val="18"/>
                                 <w:szCs w:val="18"/>
                               </w:rPr>
-                              <w:t>“</w:t>
-                            </w:r>
-                            <w:proofErr w:type="spellStart"/>
-                            <w:r>
-                              <w:rPr>
-                                <w:rFonts w:ascii="Arial" w:hAnsi="Arial" w:cs="Arial"/>
-                                <w:color w:val="FFFFFF" w:themeColor="background1"/>
-                                <w:sz w:val="18"/>
-                                <w:szCs w:val="18"/>
-                              </w:rPr>
-                              <w:t>udf_EPC_Cust_</w:t>
-                            </w:r>
-                            <w:proofErr w:type="gramStart"/>
-                            <w:r>
-                              <w:rPr>
-                                <w:rFonts w:ascii="Arial" w:hAnsi="Arial" w:cs="Arial"/>
-                                <w:color w:val="FFFFFF" w:themeColor="background1"/>
-                                <w:sz w:val="18"/>
-                                <w:szCs w:val="18"/>
-                              </w:rPr>
-                              <w:t>CENT</w:t>
-                            </w:r>
-                            <w:proofErr w:type="spellEnd"/>
-                            <w:r>
-                              <w:rPr>
-                                <w:rFonts w:ascii="Arial" w:hAnsi="Arial" w:cs="Arial"/>
-                                <w:color w:val="FFFFFF" w:themeColor="background1"/>
-                                <w:sz w:val="18"/>
-                                <w:szCs w:val="18"/>
-                              </w:rPr>
-                              <w:t>”  “</w:t>
-                            </w:r>
-                            <w:proofErr w:type="spellStart"/>
-                            <w:proofErr w:type="gramEnd"/>
-                            <w:r>
-                              <w:rPr>
-                                <w:rFonts w:ascii="Arial" w:hAnsi="Arial" w:cs="Arial"/>
-                                <w:color w:val="FFFFFF" w:themeColor="background1"/>
-                                <w:sz w:val="18"/>
-                                <w:szCs w:val="18"/>
-                              </w:rPr>
-                              <w:t>udf_EPC_Cust_TEMPE</w:t>
-                            </w:r>
-                            <w:proofErr w:type="spellEnd"/>
-                            <w:r>
-                              <w:rPr>
-                                <w:rFonts w:ascii="Arial" w:hAnsi="Arial" w:cs="Arial"/>
-                                <w:color w:val="FFFFFF" w:themeColor="background1"/>
-                                <w:sz w:val="18"/>
-                                <w:szCs w:val="18"/>
-                              </w:rPr>
-                              <w:t>” ….etc.</w:t>
+                              <w:t>“udf_EPC_Cust_CENT”  “udf_EPC_Cust_TEMPE” ….etc.</w:t>
                             </w:r>
                           </w:p>
                           <w:p>
@@ -3770,58 +3710,7 @@
                           <w:sz w:val="18"/>
                           <w:szCs w:val="18"/>
                         </w:rPr>
-                        <w:t>“</w:t>
-                      </w:r>
-                      <w:proofErr w:type="spellStart"/>
-                      <w:r>
-                        <w:rPr>
-                          <w:rFonts w:ascii="Arial" w:hAnsi="Arial" w:cs="Arial"/>
-                          <w:color w:val="FFFFFF" w:themeColor="background1"/>
-                          <w:sz w:val="18"/>
-                          <w:szCs w:val="18"/>
-                        </w:rPr>
-                        <w:t>udf_EPC_Cust_</w:t>
-                      </w:r>
-                      <w:proofErr w:type="gramStart"/>
-                      <w:r>
-                        <w:rPr>
-                          <w:rFonts w:ascii="Arial" w:hAnsi="Arial" w:cs="Arial"/>
-                          <w:color w:val="FFFFFF" w:themeColor="background1"/>
-                          <w:sz w:val="18"/>
-                          <w:szCs w:val="18"/>
-                        </w:rPr>
-                        <w:t>CENT</w:t>
-                      </w:r>
-                      <w:proofErr w:type="spellEnd"/>
-                      <w:r>
-                        <w:rPr>
-                          <w:rFonts w:ascii="Arial" w:hAnsi="Arial" w:cs="Arial"/>
-                          <w:color w:val="FFFFFF" w:themeColor="background1"/>
-                          <w:sz w:val="18"/>
-                          <w:szCs w:val="18"/>
-                        </w:rPr>
-                        <w:t>”  “</w:t>
-                      </w:r>
-                      <w:proofErr w:type="spellStart"/>
-                      <w:proofErr w:type="gramEnd"/>
-                      <w:r>
-                        <w:rPr>
-                          <w:rFonts w:ascii="Arial" w:hAnsi="Arial" w:cs="Arial"/>
-                          <w:color w:val="FFFFFF" w:themeColor="background1"/>
-                          <w:sz w:val="18"/>
-                          <w:szCs w:val="18"/>
-                        </w:rPr>
-                        <w:t>udf_EPC_Cust_TEMPE</w:t>
-                      </w:r>
-                      <w:proofErr w:type="spellEnd"/>
-                      <w:r>
-                        <w:rPr>
-                          <w:rFonts w:ascii="Arial" w:hAnsi="Arial" w:cs="Arial"/>
-                          <w:color w:val="FFFFFF" w:themeColor="background1"/>
-                          <w:sz w:val="18"/>
-                          <w:szCs w:val="18"/>
-                        </w:rPr>
-                        <w:t>” ….etc.</w:t>
+                        <w:t>“udf_EPC_Cust_CENT”  “udf_EPC_Cust_TEMPE” ….etc.</w:t>
                       </w:r>
                     </w:p>
                     <w:p>
@@ -6535,23 +6424,13 @@
         <w:lastRenderedPageBreak/>
         <w:t xml:space="preserve"> 2.1 </w:t>
       </w:r>
-      <w:proofErr w:type="spellStart"/>
-      <w:r>
-        <w:rPr>
-          <w:rFonts w:ascii="Arial" w:hAnsi="Arial" w:cs="Arial"/>
-          <w:sz w:val="24"/>
-          <w:szCs w:val="24"/>
-        </w:rPr>
-        <w:t>Centauro</w:t>
-      </w:r>
-      <w:proofErr w:type="spellEnd"/>
-      <w:r>
-        <w:rPr>
-          <w:rFonts w:ascii="Arial" w:hAnsi="Arial" w:cs="Arial"/>
-          <w:sz w:val="24"/>
-          <w:szCs w:val="24"/>
-        </w:rPr>
-        <w:t xml:space="preserve"> </w:t>
+      <w:r>
+        <w:rPr>
+          <w:rFonts w:ascii="Arial" w:hAnsi="Arial" w:cs="Arial"/>
+          <w:sz w:val="24"/>
+          <w:szCs w:val="24"/>
+        </w:rPr>
+        <w:t xml:space="preserve">Centauro </w:t>
       </w:r>
       <w:r>
         <w:rPr>
@@ -6576,21 +6455,12 @@
         <w:tab/>
         <w:t>Function name “</w:t>
       </w:r>
-      <w:proofErr w:type="spellStart"/>
       <w:r>
         <w:rPr>
           <w:rFonts w:ascii="Arial" w:hAnsi="Arial" w:cs="Arial"/>
           <w:color w:val="000000"/>
         </w:rPr>
-        <w:t>udf_EPC_Cust_CENT</w:t>
-      </w:r>
-      <w:proofErr w:type="spellEnd"/>
-      <w:r>
-        <w:rPr>
-          <w:rFonts w:ascii="Arial" w:hAnsi="Arial" w:cs="Arial"/>
-          <w:color w:val="000000"/>
-        </w:rPr>
-        <w:t xml:space="preserve">” </w:t>
+        <w:t xml:space="preserve">udf_EPC_Cust_CENT” </w:t>
       </w:r>
     </w:p>
     <w:p>
@@ -8732,21 +8602,12 @@
         <w:tab/>
         <w:t>Function name “</w:t>
       </w:r>
-      <w:proofErr w:type="spellStart"/>
       <w:r>
         <w:rPr>
           <w:rFonts w:ascii="Arial" w:hAnsi="Arial" w:cs="Arial"/>
           <w:color w:val="000000"/>
         </w:rPr>
-        <w:t>udf_EPC_Cust_LACO</w:t>
-      </w:r>
-      <w:proofErr w:type="spellEnd"/>
-      <w:r>
-        <w:rPr>
-          <w:rFonts w:ascii="Arial" w:hAnsi="Arial" w:cs="Arial"/>
-          <w:color w:val="000000"/>
-        </w:rPr>
-        <w:t>”</w:t>
+        <w:t>udf_EPC_Cust_LACO”</w:t>
       </w:r>
     </w:p>
     <w:p>
@@ -10888,7 +10749,6 @@
         <w:tab/>
         <w:t>Function name “</w:t>
       </w:r>
-      <w:proofErr w:type="spellStart"/>
       <w:r>
         <w:rPr>
           <w:rFonts w:ascii="Arial" w:hAnsi="Arial" w:cs="Arial"/>
@@ -10896,7 +10756,6 @@
         </w:rPr>
         <w:t>udf_EPC_Cust_SOA</w:t>
       </w:r>
-      <w:proofErr w:type="spellEnd"/>
       <w:r>
         <w:rPr>
           <w:rFonts w:ascii="Arial" w:hAnsi="Arial" w:cs="Arial"/>
@@ -13059,7 +12918,6 @@
         </w:rPr>
         <w:t xml:space="preserve"> name “</w:t>
       </w:r>
-      <w:proofErr w:type="spellStart"/>
       <w:r>
         <w:rPr>
           <w:rFonts w:ascii="Arial" w:hAnsi="Arial" w:cs="Arial"/>
@@ -13079,15 +12937,7 @@
           <w:rFonts w:ascii="Arial" w:hAnsi="Arial" w:cs="Arial"/>
           <w:color w:val="000000"/>
         </w:rPr>
-        <w:t>TEMPE</w:t>
-      </w:r>
-      <w:proofErr w:type="spellEnd"/>
-      <w:r>
-        <w:rPr>
-          <w:rFonts w:ascii="Arial" w:hAnsi="Arial" w:cs="Arial"/>
-          <w:color w:val="000000"/>
-        </w:rPr>
-        <w:t>”</w:t>
+        <w:t>TEMPE”</w:t>
       </w:r>
     </w:p>
     <w:tbl>
@@ -13670,7 +13520,6 @@
                 <w:color w:val="000000"/>
               </w:rPr>
             </w:pPr>
-            <w:proofErr w:type="spellStart"/>
             <w:r>
               <w:rPr>
                 <w:rFonts w:ascii="Calibri" w:eastAsia="Times New Roman" w:hAnsi="Calibri" w:cs="Calibri"/>
@@ -13678,7 +13527,6 @@
               </w:rPr>
               <w:t>ProductionType</w:t>
             </w:r>
-            <w:proofErr w:type="spellEnd"/>
           </w:p>
         </w:tc>
         <w:tc>
@@ -14067,7 +13915,6 @@
                 <w:color w:val="000000"/>
               </w:rPr>
             </w:pPr>
-            <w:proofErr w:type="spellStart"/>
             <w:r>
               <w:rPr>
                 <w:rFonts w:ascii="Calibri" w:eastAsia="Times New Roman" w:hAnsi="Calibri" w:cs="Calibri"/>
@@ -14075,7 +13922,6 @@
               </w:rPr>
               <w:t>Grabacion</w:t>
             </w:r>
-            <w:proofErr w:type="spellEnd"/>
           </w:p>
         </w:tc>
         <w:tc>
@@ -14201,7 +14047,6 @@
                 <w:color w:val="000000"/>
               </w:rPr>
             </w:pPr>
-            <w:proofErr w:type="spellStart"/>
             <w:r>
               <w:rPr>
                 <w:rFonts w:ascii="Calibri" w:eastAsia="Times New Roman" w:hAnsi="Calibri" w:cs="Calibri"/>
@@ -14209,7 +14054,6 @@
               </w:rPr>
               <w:t>SerialNumber</w:t>
             </w:r>
-            <w:proofErr w:type="spellEnd"/>
           </w:p>
         </w:tc>
         <w:tc>
@@ -14334,7 +14178,6 @@
                 <w:color w:val="000000"/>
               </w:rPr>
             </w:pPr>
-            <w:proofErr w:type="spellStart"/>
             <w:r>
               <w:rPr>
                 <w:rFonts w:ascii="Calibri" w:eastAsia="Times New Roman" w:hAnsi="Calibri" w:cs="Calibri"/>
@@ -14342,7 +14185,6 @@
               </w:rPr>
               <w:t>CreationDate</w:t>
             </w:r>
-            <w:proofErr w:type="spellEnd"/>
           </w:p>
         </w:tc>
         <w:tc>
@@ -14467,7 +14309,6 @@
                 <w:color w:val="000000"/>
               </w:rPr>
             </w:pPr>
-            <w:proofErr w:type="spellStart"/>
             <w:r>
               <w:rPr>
                 <w:rFonts w:ascii="Calibri" w:eastAsia="Times New Roman" w:hAnsi="Calibri" w:cs="Calibri"/>
@@ -14475,7 +14316,6 @@
               </w:rPr>
               <w:t>Contrador</w:t>
             </w:r>
-            <w:proofErr w:type="spellEnd"/>
           </w:p>
         </w:tc>
         <w:tc>
@@ -14733,7 +14573,6 @@
                 <w:color w:val="000000"/>
               </w:rPr>
             </w:pPr>
-            <w:proofErr w:type="spellStart"/>
             <w:r>
               <w:rPr>
                 <w:rFonts w:ascii="Calibri" w:eastAsia="Times New Roman" w:hAnsi="Calibri" w:cs="Calibri"/>
@@ -14741,7 +14580,6 @@
               </w:rPr>
               <w:t>Manufacturer_Identifier</w:t>
             </w:r>
-            <w:proofErr w:type="spellEnd"/>
           </w:p>
         </w:tc>
         <w:tc>
@@ -16912,25 +16750,7 @@
                                 <w:sz w:val="18"/>
                                 <w:szCs w:val="18"/>
                               </w:rPr>
-                              <w:t xml:space="preserve">Save the EPC and details in table </w:t>
-                            </w:r>
-                            <w:proofErr w:type="spellStart"/>
-                            <w:r>
-                              <w:rPr>
-                                <w:rFonts w:ascii="Arial" w:hAnsi="Arial" w:cs="Arial"/>
-                                <w:sz w:val="18"/>
-                                <w:szCs w:val="18"/>
-                              </w:rPr>
-                              <w:t>tblEPCCounter</w:t>
-                            </w:r>
-                            <w:proofErr w:type="spellEnd"/>
-                            <w:r>
-                              <w:rPr>
-                                <w:rFonts w:ascii="Arial" w:hAnsi="Arial" w:cs="Arial"/>
-                                <w:sz w:val="18"/>
-                                <w:szCs w:val="18"/>
-                              </w:rPr>
-                              <w:t xml:space="preserve"> </w:t>
+                              <w:t xml:space="preserve">Save the EPC and details in table tblEPCCounter </w:t>
                             </w:r>
                           </w:p>
                         </w:txbxContent>
@@ -16974,25 +16794,7 @@
                           <w:sz w:val="18"/>
                           <w:szCs w:val="18"/>
                         </w:rPr>
-                        <w:t xml:space="preserve">Save the EPC and details in table </w:t>
-                      </w:r>
-                      <w:proofErr w:type="spellStart"/>
-                      <w:r>
-                        <w:rPr>
-                          <w:rFonts w:ascii="Arial" w:hAnsi="Arial" w:cs="Arial"/>
-                          <w:sz w:val="18"/>
-                          <w:szCs w:val="18"/>
-                        </w:rPr>
-                        <w:t>tblEPCCounter</w:t>
-                      </w:r>
-                      <w:proofErr w:type="spellEnd"/>
-                      <w:r>
-                        <w:rPr>
-                          <w:rFonts w:ascii="Arial" w:hAnsi="Arial" w:cs="Arial"/>
-                          <w:sz w:val="18"/>
-                          <w:szCs w:val="18"/>
-                        </w:rPr>
-                        <w:t xml:space="preserve"> </w:t>
+                        <w:t xml:space="preserve">Save the EPC and details in table tblEPCCounter </w:t>
                       </w:r>
                     </w:p>
                   </w:txbxContent>
@@ -17229,7 +17031,6 @@
         </w:rPr>
         <w:t xml:space="preserve"> </w:t>
       </w:r>
-      <w:proofErr w:type="spellStart"/>
       <w:r>
         <w:rPr>
           <w:rFonts w:ascii="Arial" w:hAnsi="Arial" w:cs="Arial"/>
@@ -17238,7 +17039,6 @@
         </w:rPr>
         <w:t>BabyShop</w:t>
       </w:r>
-      <w:proofErr w:type="spellEnd"/>
     </w:p>
     <w:p>
       <w:pPr>
@@ -17254,7 +17054,6 @@
         <w:tab/>
         <w:t>Function name “</w:t>
       </w:r>
-      <w:proofErr w:type="spellStart"/>
       <w:r>
         <w:rPr>
           <w:rFonts w:ascii="Arial" w:hAnsi="Arial" w:cs="Arial"/>
@@ -17262,7 +17061,6 @@
         </w:rPr>
         <w:t>udf_EPC_Cust_BABYSHOP</w:t>
       </w:r>
-      <w:proofErr w:type="spellEnd"/>
       <w:r>
         <w:rPr>
           <w:rFonts w:ascii="Arial" w:hAnsi="Arial" w:cs="Arial"/>
@@ -19403,7 +19201,6 @@
         <w:tab/>
         <w:t>Function name “</w:t>
       </w:r>
-      <w:proofErr w:type="spellStart"/>
       <w:r>
         <w:rPr>
           <w:rFonts w:ascii="Arial" w:hAnsi="Arial" w:cs="Arial"/>
@@ -19411,7 +19208,6 @@
         </w:rPr>
         <w:t>udf_EPC_Cust_CandA</w:t>
       </w:r>
-      <w:proofErr w:type="spellEnd"/>
       <w:r>
         <w:rPr>
           <w:rFonts w:ascii="Arial" w:hAnsi="Arial" w:cs="Arial"/>
@@ -21506,10 +21302,2979 @@
     <w:p/>
     <w:p/>
     <w:p/>
+    <w:p/>
+    <w:p/>
     <w:p>
+      <w:pPr>
+        <w:rPr>
+          <w:rFonts w:ascii="Arial" w:hAnsi="Arial" w:cs="Arial"/>
+          <w:sz w:val="24"/>
+          <w:szCs w:val="24"/>
+        </w:rPr>
+      </w:pPr>
+      <w:r>
+        <w:rPr>
+          <w:rFonts w:ascii="Arial" w:hAnsi="Arial" w:cs="Arial"/>
+          <w:sz w:val="24"/>
+          <w:szCs w:val="24"/>
+        </w:rPr>
+        <w:lastRenderedPageBreak/>
+        <w:t>2.</w:t>
+      </w:r>
+      <w:r>
+        <w:rPr>
+          <w:rFonts w:ascii="Arial" w:hAnsi="Arial" w:cs="Arial"/>
+          <w:sz w:val="24"/>
+          <w:szCs w:val="24"/>
+        </w:rPr>
+        <w:t>7</w:t>
+      </w:r>
+      <w:r>
+        <w:rPr>
+          <w:rFonts w:ascii="Arial" w:hAnsi="Arial" w:cs="Arial"/>
+          <w:sz w:val="24"/>
+          <w:szCs w:val="24"/>
+        </w:rPr>
+        <w:t xml:space="preserve"> </w:t>
+      </w:r>
+      <w:r>
+        <w:rPr>
+          <w:rFonts w:ascii="Arial" w:hAnsi="Arial" w:cs="Arial"/>
+          <w:sz w:val="24"/>
+          <w:szCs w:val="24"/>
+        </w:rPr>
+        <w:t>Encuentro Moda</w:t>
+      </w:r>
+    </w:p>
+    <w:p>
+      <w:pPr>
+        <w:ind w:firstLine="720"/>
+        <w:rPr>
+          <w:rFonts w:ascii="Arial" w:hAnsi="Arial" w:cs="Arial"/>
+        </w:rPr>
+      </w:pPr>
+    </w:p>
+    <w:p>
+      <w:pPr>
+        <w:ind w:firstLine="720"/>
+        <w:rPr>
+          <w:rFonts w:ascii="Arial" w:hAnsi="Arial" w:cs="Arial"/>
+        </w:rPr>
+      </w:pPr>
+      <w:r>
+        <w:rPr>
+          <w:rFonts w:ascii="Arial" w:hAnsi="Arial" w:cs="Arial"/>
+        </w:rPr>
+        <w:t>Procedure</w:t>
+      </w:r>
+      <w:r>
+        <w:rPr>
+          <w:rFonts w:ascii="Arial" w:hAnsi="Arial" w:cs="Arial"/>
+        </w:rPr>
+        <w:t xml:space="preserve"> name “</w:t>
+      </w:r>
+      <w:r>
+        <w:rPr>
+          <w:rFonts w:ascii="Arial" w:hAnsi="Arial" w:cs="Arial"/>
+          <w:color w:val="000000"/>
+        </w:rPr>
+        <w:t>usp_EPC_Cust_EncuentroModa</w:t>
+      </w:r>
       <w:bookmarkStart w:id="0" w:name="_GoBack"/>
       <w:bookmarkEnd w:id="0"/>
+      <w:r>
+        <w:rPr>
+          <w:rFonts w:ascii="Arial" w:hAnsi="Arial" w:cs="Arial"/>
+          <w:color w:val="000000"/>
+        </w:rPr>
+        <w:t>”</w:t>
+      </w:r>
     </w:p>
+    <w:p>
+      <w:pPr>
+        <w:rPr>
+          <w:rFonts w:ascii="Consolas" w:hAnsi="Consolas" w:cs="Consolas"/>
+          <w:color w:val="000000"/>
+          <w:sz w:val="19"/>
+          <w:szCs w:val="19"/>
+        </w:rPr>
+      </w:pPr>
+      <w:r>
+        <w:rPr>
+          <w:rFonts w:ascii="Arial" w:hAnsi="Arial" w:cs="Arial"/>
+          <w:color w:val="000000"/>
+        </w:rPr>
+        <w:tab/>
+      </w:r>
+      <w:r>
+        <w:rPr>
+          <w:rFonts w:ascii="Arial" w:hAnsi="Arial" w:cs="Arial"/>
+          <w:color w:val="000000"/>
+        </w:rPr>
+        <w:tab/>
+      </w:r>
+    </w:p>
+    <w:tbl>
+      <w:tblPr>
+        <w:tblW w:w="5305" w:type="dxa"/>
+        <w:tblLook w:val="04A0" w:firstRow="1" w:lastRow="0" w:firstColumn="1" w:lastColumn="0" w:noHBand="0" w:noVBand="1"/>
+      </w:tblPr>
+      <w:tblGrid>
+        <w:gridCol w:w="1975"/>
+        <w:gridCol w:w="1080"/>
+        <w:gridCol w:w="990"/>
+        <w:gridCol w:w="1260"/>
+      </w:tblGrid>
+      <w:tr>
+        <w:trPr>
+          <w:trHeight w:val="300"/>
+        </w:trPr>
+        <w:tc>
+          <w:tcPr>
+            <w:tcW w:w="1975" w:type="dxa"/>
+            <w:tcBorders>
+              <w:top w:val="single" w:sz="4" w:space="0" w:color="auto"/>
+              <w:left w:val="single" w:sz="4" w:space="0" w:color="auto"/>
+              <w:bottom w:val="single" w:sz="4" w:space="0" w:color="auto"/>
+              <w:right w:val="single" w:sz="4" w:space="0" w:color="auto"/>
+            </w:tcBorders>
+            <w:shd w:val="clear" w:color="auto" w:fill="auto"/>
+            <w:noWrap/>
+            <w:vAlign w:val="bottom"/>
+            <w:hideMark/>
+          </w:tcPr>
+          <w:p>
+            <w:pPr>
+              <w:spacing w:after="0" w:line="240" w:lineRule="auto"/>
+              <w:jc w:val="center"/>
+              <w:rPr>
+                <w:rFonts w:ascii="Calibri" w:eastAsia="Times New Roman" w:hAnsi="Calibri" w:cs="Calibri"/>
+                <w:b/>
+                <w:bCs/>
+                <w:color w:val="000000"/>
+              </w:rPr>
+            </w:pPr>
+            <w:r>
+              <w:rPr>
+                <w:rFonts w:ascii="Calibri" w:eastAsia="Times New Roman" w:hAnsi="Calibri" w:cs="Calibri"/>
+                <w:b/>
+                <w:bCs/>
+                <w:color w:val="000000"/>
+              </w:rPr>
+              <w:t>Parameter Name</w:t>
+            </w:r>
+          </w:p>
+        </w:tc>
+        <w:tc>
+          <w:tcPr>
+            <w:tcW w:w="1080" w:type="dxa"/>
+            <w:tcBorders>
+              <w:top w:val="single" w:sz="4" w:space="0" w:color="auto"/>
+              <w:left w:val="nil"/>
+              <w:bottom w:val="single" w:sz="4" w:space="0" w:color="auto"/>
+              <w:right w:val="single" w:sz="4" w:space="0" w:color="auto"/>
+            </w:tcBorders>
+            <w:shd w:val="clear" w:color="auto" w:fill="auto"/>
+            <w:noWrap/>
+            <w:vAlign w:val="bottom"/>
+            <w:hideMark/>
+          </w:tcPr>
+          <w:p>
+            <w:pPr>
+              <w:spacing w:after="0" w:line="240" w:lineRule="auto"/>
+              <w:jc w:val="center"/>
+              <w:rPr>
+                <w:rFonts w:ascii="Calibri" w:eastAsia="Times New Roman" w:hAnsi="Calibri" w:cs="Calibri"/>
+                <w:b/>
+                <w:bCs/>
+                <w:color w:val="000000"/>
+              </w:rPr>
+            </w:pPr>
+            <w:r>
+              <w:rPr>
+                <w:rFonts w:ascii="Calibri" w:eastAsia="Times New Roman" w:hAnsi="Calibri" w:cs="Calibri"/>
+                <w:b/>
+                <w:bCs/>
+                <w:color w:val="000000"/>
+              </w:rPr>
+              <w:t>Value</w:t>
+            </w:r>
+          </w:p>
+        </w:tc>
+        <w:tc>
+          <w:tcPr>
+            <w:tcW w:w="990" w:type="dxa"/>
+            <w:tcBorders>
+              <w:top w:val="single" w:sz="4" w:space="0" w:color="auto"/>
+              <w:left w:val="nil"/>
+              <w:bottom w:val="single" w:sz="4" w:space="0" w:color="auto"/>
+              <w:right w:val="single" w:sz="4" w:space="0" w:color="auto"/>
+            </w:tcBorders>
+            <w:shd w:val="clear" w:color="auto" w:fill="auto"/>
+            <w:noWrap/>
+            <w:vAlign w:val="bottom"/>
+            <w:hideMark/>
+          </w:tcPr>
+          <w:p>
+            <w:pPr>
+              <w:spacing w:after="0" w:line="240" w:lineRule="auto"/>
+              <w:jc w:val="center"/>
+              <w:rPr>
+                <w:rFonts w:ascii="Calibri" w:eastAsia="Times New Roman" w:hAnsi="Calibri" w:cs="Calibri"/>
+                <w:b/>
+                <w:bCs/>
+                <w:color w:val="000000"/>
+              </w:rPr>
+            </w:pPr>
+            <w:r>
+              <w:rPr>
+                <w:rFonts w:ascii="Calibri" w:eastAsia="Times New Roman" w:hAnsi="Calibri" w:cs="Calibri"/>
+                <w:b/>
+                <w:bCs/>
+                <w:color w:val="000000"/>
+              </w:rPr>
+              <w:t>Bit</w:t>
+            </w:r>
+          </w:p>
+        </w:tc>
+        <w:tc>
+          <w:tcPr>
+            <w:tcW w:w="1260" w:type="dxa"/>
+            <w:tcBorders>
+              <w:top w:val="single" w:sz="4" w:space="0" w:color="auto"/>
+              <w:left w:val="nil"/>
+              <w:bottom w:val="single" w:sz="4" w:space="0" w:color="auto"/>
+              <w:right w:val="single" w:sz="4" w:space="0" w:color="auto"/>
+            </w:tcBorders>
+            <w:shd w:val="clear" w:color="auto" w:fill="auto"/>
+            <w:noWrap/>
+            <w:vAlign w:val="bottom"/>
+            <w:hideMark/>
+          </w:tcPr>
+          <w:p>
+            <w:pPr>
+              <w:spacing w:after="0" w:line="240" w:lineRule="auto"/>
+              <w:jc w:val="center"/>
+              <w:rPr>
+                <w:rFonts w:ascii="Calibri" w:eastAsia="Times New Roman" w:hAnsi="Calibri" w:cs="Calibri"/>
+                <w:b/>
+                <w:bCs/>
+                <w:color w:val="000000"/>
+              </w:rPr>
+            </w:pPr>
+            <w:r>
+              <w:rPr>
+                <w:rFonts w:ascii="Calibri" w:eastAsia="Times New Roman" w:hAnsi="Calibri" w:cs="Calibri"/>
+                <w:b/>
+                <w:bCs/>
+                <w:color w:val="000000"/>
+              </w:rPr>
+              <w:t>Binary</w:t>
+            </w:r>
+          </w:p>
+        </w:tc>
+      </w:tr>
+      <w:tr>
+        <w:trPr>
+          <w:trHeight w:val="300"/>
+        </w:trPr>
+        <w:tc>
+          <w:tcPr>
+            <w:tcW w:w="1975" w:type="dxa"/>
+            <w:tcBorders>
+              <w:top w:val="nil"/>
+              <w:left w:val="single" w:sz="4" w:space="0" w:color="auto"/>
+              <w:bottom w:val="single" w:sz="4" w:space="0" w:color="auto"/>
+              <w:right w:val="single" w:sz="4" w:space="0" w:color="auto"/>
+            </w:tcBorders>
+            <w:shd w:val="clear" w:color="auto" w:fill="auto"/>
+            <w:noWrap/>
+            <w:vAlign w:val="bottom"/>
+            <w:hideMark/>
+          </w:tcPr>
+          <w:p>
+            <w:pPr>
+              <w:spacing w:after="0" w:line="240" w:lineRule="auto"/>
+              <w:rPr>
+                <w:rFonts w:ascii="Calibri" w:eastAsia="Times New Roman" w:hAnsi="Calibri" w:cs="Calibri"/>
+                <w:color w:val="000000"/>
+              </w:rPr>
+            </w:pPr>
+            <w:r>
+              <w:rPr>
+                <w:rFonts w:ascii="Calibri" w:eastAsia="Times New Roman" w:hAnsi="Calibri" w:cs="Calibri"/>
+                <w:color w:val="000000"/>
+              </w:rPr>
+              <w:t>SGTIN-96</w:t>
+            </w:r>
+          </w:p>
+        </w:tc>
+        <w:tc>
+          <w:tcPr>
+            <w:tcW w:w="1080" w:type="dxa"/>
+            <w:tcBorders>
+              <w:top w:val="nil"/>
+              <w:left w:val="nil"/>
+              <w:bottom w:val="single" w:sz="4" w:space="0" w:color="auto"/>
+              <w:right w:val="single" w:sz="4" w:space="0" w:color="auto"/>
+            </w:tcBorders>
+            <w:shd w:val="clear" w:color="auto" w:fill="auto"/>
+            <w:noWrap/>
+            <w:vAlign w:val="bottom"/>
+            <w:hideMark/>
+          </w:tcPr>
+          <w:p>
+            <w:pPr>
+              <w:spacing w:after="0" w:line="240" w:lineRule="auto"/>
+              <w:jc w:val="center"/>
+              <w:rPr>
+                <w:rFonts w:ascii="Calibri" w:eastAsia="Times New Roman" w:hAnsi="Calibri" w:cs="Calibri"/>
+                <w:b/>
+                <w:bCs/>
+                <w:color w:val="000000"/>
+              </w:rPr>
+            </w:pPr>
+            <w:r>
+              <w:rPr>
+                <w:rFonts w:ascii="Calibri" w:eastAsia="Times New Roman" w:hAnsi="Calibri" w:cs="Calibri"/>
+                <w:b/>
+                <w:bCs/>
+                <w:color w:val="000000"/>
+              </w:rPr>
+              <w:t> </w:t>
+            </w:r>
+          </w:p>
+        </w:tc>
+        <w:tc>
+          <w:tcPr>
+            <w:tcW w:w="990" w:type="dxa"/>
+            <w:tcBorders>
+              <w:top w:val="nil"/>
+              <w:left w:val="nil"/>
+              <w:bottom w:val="single" w:sz="4" w:space="0" w:color="auto"/>
+              <w:right w:val="single" w:sz="4" w:space="0" w:color="auto"/>
+            </w:tcBorders>
+            <w:shd w:val="clear" w:color="auto" w:fill="auto"/>
+            <w:noWrap/>
+            <w:vAlign w:val="bottom"/>
+            <w:hideMark/>
+          </w:tcPr>
+          <w:p>
+            <w:pPr>
+              <w:spacing w:after="0" w:line="240" w:lineRule="auto"/>
+              <w:jc w:val="center"/>
+              <w:rPr>
+                <w:rFonts w:ascii="Calibri" w:eastAsia="Times New Roman" w:hAnsi="Calibri" w:cs="Calibri"/>
+                <w:b/>
+                <w:bCs/>
+                <w:color w:val="000000"/>
+              </w:rPr>
+            </w:pPr>
+            <w:r>
+              <w:rPr>
+                <w:rFonts w:ascii="Calibri" w:eastAsia="Times New Roman" w:hAnsi="Calibri" w:cs="Calibri"/>
+                <w:b/>
+                <w:bCs/>
+                <w:color w:val="000000"/>
+              </w:rPr>
+              <w:t> </w:t>
+            </w:r>
+          </w:p>
+        </w:tc>
+        <w:tc>
+          <w:tcPr>
+            <w:tcW w:w="1260" w:type="dxa"/>
+            <w:tcBorders>
+              <w:top w:val="nil"/>
+              <w:left w:val="nil"/>
+              <w:bottom w:val="single" w:sz="4" w:space="0" w:color="auto"/>
+              <w:right w:val="single" w:sz="4" w:space="0" w:color="auto"/>
+            </w:tcBorders>
+            <w:shd w:val="clear" w:color="auto" w:fill="auto"/>
+            <w:noWrap/>
+            <w:vAlign w:val="bottom"/>
+            <w:hideMark/>
+          </w:tcPr>
+          <w:p>
+            <w:pPr>
+              <w:spacing w:after="0" w:line="240" w:lineRule="auto"/>
+              <w:jc w:val="right"/>
+              <w:rPr>
+                <w:rFonts w:ascii="Calibri" w:eastAsia="Times New Roman" w:hAnsi="Calibri" w:cs="Calibri"/>
+                <w:color w:val="000000"/>
+              </w:rPr>
+            </w:pPr>
+            <w:r>
+              <w:rPr>
+                <w:rFonts w:ascii="Calibri" w:eastAsia="Times New Roman" w:hAnsi="Calibri" w:cs="Calibri"/>
+                <w:color w:val="000000"/>
+              </w:rPr>
+              <w:t>00110000</w:t>
+            </w:r>
+          </w:p>
+        </w:tc>
+      </w:tr>
+      <w:tr>
+        <w:trPr>
+          <w:trHeight w:val="300"/>
+        </w:trPr>
+        <w:tc>
+          <w:tcPr>
+            <w:tcW w:w="1975" w:type="dxa"/>
+            <w:tcBorders>
+              <w:top w:val="nil"/>
+              <w:left w:val="single" w:sz="4" w:space="0" w:color="auto"/>
+              <w:bottom w:val="single" w:sz="4" w:space="0" w:color="auto"/>
+              <w:right w:val="single" w:sz="4" w:space="0" w:color="auto"/>
+            </w:tcBorders>
+            <w:shd w:val="clear" w:color="auto" w:fill="auto"/>
+            <w:noWrap/>
+            <w:vAlign w:val="bottom"/>
+            <w:hideMark/>
+          </w:tcPr>
+          <w:p>
+            <w:pPr>
+              <w:spacing w:after="0" w:line="240" w:lineRule="auto"/>
+              <w:rPr>
+                <w:rFonts w:ascii="Calibri" w:eastAsia="Times New Roman" w:hAnsi="Calibri" w:cs="Calibri"/>
+                <w:color w:val="000000"/>
+              </w:rPr>
+            </w:pPr>
+            <w:r>
+              <w:rPr>
+                <w:rFonts w:ascii="Calibri" w:eastAsia="Times New Roman" w:hAnsi="Calibri" w:cs="Calibri"/>
+                <w:color w:val="000000"/>
+              </w:rPr>
+              <w:t>Filter</w:t>
+            </w:r>
+          </w:p>
+        </w:tc>
+        <w:tc>
+          <w:tcPr>
+            <w:tcW w:w="1080" w:type="dxa"/>
+            <w:tcBorders>
+              <w:top w:val="nil"/>
+              <w:left w:val="nil"/>
+              <w:bottom w:val="single" w:sz="4" w:space="0" w:color="auto"/>
+              <w:right w:val="single" w:sz="4" w:space="0" w:color="auto"/>
+            </w:tcBorders>
+            <w:shd w:val="clear" w:color="auto" w:fill="auto"/>
+            <w:noWrap/>
+            <w:vAlign w:val="bottom"/>
+            <w:hideMark/>
+          </w:tcPr>
+          <w:p>
+            <w:pPr>
+              <w:spacing w:after="0" w:line="240" w:lineRule="auto"/>
+              <w:jc w:val="right"/>
+              <w:rPr>
+                <w:rFonts w:ascii="Calibri" w:eastAsia="Times New Roman" w:hAnsi="Calibri" w:cs="Calibri"/>
+                <w:color w:val="000000"/>
+              </w:rPr>
+            </w:pPr>
+            <w:r>
+              <w:rPr>
+                <w:rFonts w:ascii="Calibri" w:eastAsia="Times New Roman" w:hAnsi="Calibri" w:cs="Calibri"/>
+                <w:color w:val="000000"/>
+              </w:rPr>
+              <w:t>1</w:t>
+            </w:r>
+          </w:p>
+        </w:tc>
+        <w:tc>
+          <w:tcPr>
+            <w:tcW w:w="990" w:type="dxa"/>
+            <w:tcBorders>
+              <w:top w:val="nil"/>
+              <w:left w:val="nil"/>
+              <w:bottom w:val="single" w:sz="4" w:space="0" w:color="auto"/>
+              <w:right w:val="single" w:sz="4" w:space="0" w:color="auto"/>
+            </w:tcBorders>
+            <w:shd w:val="clear" w:color="auto" w:fill="auto"/>
+            <w:noWrap/>
+            <w:vAlign w:val="bottom"/>
+            <w:hideMark/>
+          </w:tcPr>
+          <w:p>
+            <w:pPr>
+              <w:spacing w:after="0" w:line="240" w:lineRule="auto"/>
+              <w:jc w:val="right"/>
+              <w:rPr>
+                <w:rFonts w:ascii="Calibri" w:eastAsia="Times New Roman" w:hAnsi="Calibri" w:cs="Calibri"/>
+                <w:color w:val="000000"/>
+              </w:rPr>
+            </w:pPr>
+            <w:r>
+              <w:rPr>
+                <w:rFonts w:ascii="Calibri" w:eastAsia="Times New Roman" w:hAnsi="Calibri" w:cs="Calibri"/>
+                <w:color w:val="000000"/>
+              </w:rPr>
+              <w:t>3</w:t>
+            </w:r>
+          </w:p>
+        </w:tc>
+        <w:tc>
+          <w:tcPr>
+            <w:tcW w:w="1260" w:type="dxa"/>
+            <w:tcBorders>
+              <w:top w:val="nil"/>
+              <w:left w:val="nil"/>
+              <w:bottom w:val="single" w:sz="4" w:space="0" w:color="auto"/>
+              <w:right w:val="single" w:sz="4" w:space="0" w:color="auto"/>
+            </w:tcBorders>
+            <w:shd w:val="clear" w:color="auto" w:fill="auto"/>
+            <w:noWrap/>
+            <w:vAlign w:val="bottom"/>
+            <w:hideMark/>
+          </w:tcPr>
+          <w:p>
+            <w:pPr>
+              <w:spacing w:after="0" w:line="240" w:lineRule="auto"/>
+              <w:rPr>
+                <w:rFonts w:ascii="Calibri" w:eastAsia="Times New Roman" w:hAnsi="Calibri" w:cs="Calibri"/>
+                <w:color w:val="000000"/>
+              </w:rPr>
+            </w:pPr>
+            <w:r>
+              <w:rPr>
+                <w:rFonts w:ascii="Calibri" w:eastAsia="Times New Roman" w:hAnsi="Calibri" w:cs="Calibri"/>
+                <w:color w:val="000000"/>
+              </w:rPr>
+              <w:t> </w:t>
+            </w:r>
+          </w:p>
+        </w:tc>
+      </w:tr>
+      <w:tr>
+        <w:trPr>
+          <w:trHeight w:val="300"/>
+        </w:trPr>
+        <w:tc>
+          <w:tcPr>
+            <w:tcW w:w="1975" w:type="dxa"/>
+            <w:tcBorders>
+              <w:top w:val="nil"/>
+              <w:left w:val="single" w:sz="4" w:space="0" w:color="auto"/>
+              <w:bottom w:val="single" w:sz="4" w:space="0" w:color="auto"/>
+              <w:right w:val="single" w:sz="4" w:space="0" w:color="auto"/>
+            </w:tcBorders>
+            <w:shd w:val="clear" w:color="auto" w:fill="auto"/>
+            <w:noWrap/>
+            <w:vAlign w:val="bottom"/>
+            <w:hideMark/>
+          </w:tcPr>
+          <w:p>
+            <w:pPr>
+              <w:spacing w:after="0" w:line="240" w:lineRule="auto"/>
+              <w:rPr>
+                <w:rFonts w:ascii="Calibri" w:eastAsia="Times New Roman" w:hAnsi="Calibri" w:cs="Calibri"/>
+                <w:color w:val="000000"/>
+              </w:rPr>
+            </w:pPr>
+            <w:r>
+              <w:rPr>
+                <w:rFonts w:ascii="Calibri" w:eastAsia="Times New Roman" w:hAnsi="Calibri" w:cs="Calibri"/>
+                <w:color w:val="000000"/>
+              </w:rPr>
+              <w:t>Partition</w:t>
+            </w:r>
+          </w:p>
+        </w:tc>
+        <w:tc>
+          <w:tcPr>
+            <w:tcW w:w="1080" w:type="dxa"/>
+            <w:tcBorders>
+              <w:top w:val="nil"/>
+              <w:left w:val="nil"/>
+              <w:bottom w:val="single" w:sz="4" w:space="0" w:color="auto"/>
+              <w:right w:val="single" w:sz="4" w:space="0" w:color="auto"/>
+            </w:tcBorders>
+            <w:shd w:val="clear" w:color="auto" w:fill="auto"/>
+            <w:noWrap/>
+            <w:vAlign w:val="bottom"/>
+            <w:hideMark/>
+          </w:tcPr>
+          <w:p>
+            <w:pPr>
+              <w:spacing w:after="0" w:line="240" w:lineRule="auto"/>
+              <w:jc w:val="right"/>
+              <w:rPr>
+                <w:rFonts w:ascii="Calibri" w:eastAsia="Times New Roman" w:hAnsi="Calibri" w:cs="Calibri"/>
+                <w:color w:val="000000"/>
+              </w:rPr>
+            </w:pPr>
+            <w:r>
+              <w:rPr>
+                <w:rFonts w:ascii="Calibri" w:eastAsia="Times New Roman" w:hAnsi="Calibri" w:cs="Calibri"/>
+                <w:color w:val="000000"/>
+              </w:rPr>
+              <w:t>5</w:t>
+            </w:r>
+          </w:p>
+        </w:tc>
+        <w:tc>
+          <w:tcPr>
+            <w:tcW w:w="990" w:type="dxa"/>
+            <w:tcBorders>
+              <w:top w:val="nil"/>
+              <w:left w:val="nil"/>
+              <w:bottom w:val="single" w:sz="4" w:space="0" w:color="auto"/>
+              <w:right w:val="single" w:sz="4" w:space="0" w:color="auto"/>
+            </w:tcBorders>
+            <w:shd w:val="clear" w:color="auto" w:fill="auto"/>
+            <w:noWrap/>
+            <w:vAlign w:val="bottom"/>
+            <w:hideMark/>
+          </w:tcPr>
+          <w:p>
+            <w:pPr>
+              <w:spacing w:after="0" w:line="240" w:lineRule="auto"/>
+              <w:jc w:val="right"/>
+              <w:rPr>
+                <w:rFonts w:ascii="Calibri" w:eastAsia="Times New Roman" w:hAnsi="Calibri" w:cs="Calibri"/>
+                <w:color w:val="000000"/>
+              </w:rPr>
+            </w:pPr>
+            <w:r>
+              <w:rPr>
+                <w:rFonts w:ascii="Calibri" w:eastAsia="Times New Roman" w:hAnsi="Calibri" w:cs="Calibri"/>
+                <w:color w:val="000000"/>
+              </w:rPr>
+              <w:t>3</w:t>
+            </w:r>
+          </w:p>
+        </w:tc>
+        <w:tc>
+          <w:tcPr>
+            <w:tcW w:w="1260" w:type="dxa"/>
+            <w:tcBorders>
+              <w:top w:val="nil"/>
+              <w:left w:val="nil"/>
+              <w:bottom w:val="single" w:sz="4" w:space="0" w:color="auto"/>
+              <w:right w:val="single" w:sz="4" w:space="0" w:color="auto"/>
+            </w:tcBorders>
+            <w:shd w:val="clear" w:color="auto" w:fill="auto"/>
+            <w:noWrap/>
+            <w:vAlign w:val="bottom"/>
+            <w:hideMark/>
+          </w:tcPr>
+          <w:p>
+            <w:pPr>
+              <w:spacing w:after="0" w:line="240" w:lineRule="auto"/>
+              <w:rPr>
+                <w:rFonts w:ascii="Calibri" w:eastAsia="Times New Roman" w:hAnsi="Calibri" w:cs="Calibri"/>
+                <w:color w:val="000000"/>
+              </w:rPr>
+            </w:pPr>
+            <w:r>
+              <w:rPr>
+                <w:rFonts w:ascii="Calibri" w:eastAsia="Times New Roman" w:hAnsi="Calibri" w:cs="Calibri"/>
+                <w:color w:val="000000"/>
+              </w:rPr>
+              <w:t> </w:t>
+            </w:r>
+          </w:p>
+        </w:tc>
+      </w:tr>
+      <w:tr>
+        <w:trPr>
+          <w:trHeight w:val="300"/>
+        </w:trPr>
+        <w:tc>
+          <w:tcPr>
+            <w:tcW w:w="1975" w:type="dxa"/>
+            <w:tcBorders>
+              <w:top w:val="nil"/>
+              <w:left w:val="single" w:sz="4" w:space="0" w:color="auto"/>
+              <w:bottom w:val="single" w:sz="4" w:space="0" w:color="auto"/>
+              <w:right w:val="single" w:sz="4" w:space="0" w:color="auto"/>
+            </w:tcBorders>
+            <w:shd w:val="clear" w:color="auto" w:fill="auto"/>
+            <w:noWrap/>
+            <w:vAlign w:val="bottom"/>
+            <w:hideMark/>
+          </w:tcPr>
+          <w:p>
+            <w:pPr>
+              <w:spacing w:after="0" w:line="240" w:lineRule="auto"/>
+              <w:rPr>
+                <w:rFonts w:ascii="Calibri" w:eastAsia="Times New Roman" w:hAnsi="Calibri" w:cs="Calibri"/>
+                <w:color w:val="000000"/>
+              </w:rPr>
+            </w:pPr>
+            <w:r>
+              <w:rPr>
+                <w:rFonts w:ascii="Calibri" w:eastAsia="Times New Roman" w:hAnsi="Calibri" w:cs="Calibri"/>
+                <w:color w:val="000000"/>
+              </w:rPr>
+              <w:t>Company Prefix</w:t>
+            </w:r>
+          </w:p>
+        </w:tc>
+        <w:tc>
+          <w:tcPr>
+            <w:tcW w:w="1080" w:type="dxa"/>
+            <w:tcBorders>
+              <w:top w:val="nil"/>
+              <w:left w:val="nil"/>
+              <w:bottom w:val="single" w:sz="4" w:space="0" w:color="auto"/>
+              <w:right w:val="single" w:sz="4" w:space="0" w:color="auto"/>
+            </w:tcBorders>
+            <w:shd w:val="clear" w:color="auto" w:fill="auto"/>
+            <w:noWrap/>
+            <w:vAlign w:val="bottom"/>
+            <w:hideMark/>
+          </w:tcPr>
+          <w:p>
+            <w:pPr>
+              <w:spacing w:after="0" w:line="240" w:lineRule="auto"/>
+              <w:jc w:val="right"/>
+              <w:rPr>
+                <w:rFonts w:ascii="Calibri" w:eastAsia="Times New Roman" w:hAnsi="Calibri" w:cs="Calibri"/>
+                <w:color w:val="000000"/>
+              </w:rPr>
+            </w:pPr>
+            <w:r>
+              <w:rPr>
+                <w:rFonts w:ascii="Calibri" w:eastAsia="Times New Roman" w:hAnsi="Calibri" w:cs="Calibri"/>
+                <w:color w:val="000000"/>
+              </w:rPr>
+              <w:t>7</w:t>
+            </w:r>
+          </w:p>
+        </w:tc>
+        <w:tc>
+          <w:tcPr>
+            <w:tcW w:w="990" w:type="dxa"/>
+            <w:tcBorders>
+              <w:top w:val="nil"/>
+              <w:left w:val="nil"/>
+              <w:bottom w:val="single" w:sz="4" w:space="0" w:color="auto"/>
+              <w:right w:val="single" w:sz="4" w:space="0" w:color="auto"/>
+            </w:tcBorders>
+            <w:shd w:val="clear" w:color="auto" w:fill="auto"/>
+            <w:noWrap/>
+            <w:vAlign w:val="bottom"/>
+            <w:hideMark/>
+          </w:tcPr>
+          <w:p>
+            <w:pPr>
+              <w:spacing w:after="0" w:line="240" w:lineRule="auto"/>
+              <w:jc w:val="right"/>
+              <w:rPr>
+                <w:rFonts w:ascii="Calibri" w:eastAsia="Times New Roman" w:hAnsi="Calibri" w:cs="Calibri"/>
+                <w:color w:val="000000"/>
+              </w:rPr>
+            </w:pPr>
+            <w:r>
+              <w:rPr>
+                <w:rFonts w:ascii="Calibri" w:eastAsia="Times New Roman" w:hAnsi="Calibri" w:cs="Calibri"/>
+                <w:color w:val="000000"/>
+              </w:rPr>
+              <w:t>2</w:t>
+            </w:r>
+            <w:r>
+              <w:rPr>
+                <w:rFonts w:ascii="Calibri" w:eastAsia="Times New Roman" w:hAnsi="Calibri" w:cs="Calibri"/>
+                <w:color w:val="000000"/>
+              </w:rPr>
+              <w:t>4</w:t>
+            </w:r>
+          </w:p>
+        </w:tc>
+        <w:tc>
+          <w:tcPr>
+            <w:tcW w:w="1260" w:type="dxa"/>
+            <w:tcBorders>
+              <w:top w:val="nil"/>
+              <w:left w:val="nil"/>
+              <w:bottom w:val="single" w:sz="4" w:space="0" w:color="auto"/>
+              <w:right w:val="single" w:sz="4" w:space="0" w:color="auto"/>
+            </w:tcBorders>
+            <w:shd w:val="clear" w:color="auto" w:fill="auto"/>
+            <w:noWrap/>
+            <w:vAlign w:val="bottom"/>
+            <w:hideMark/>
+          </w:tcPr>
+          <w:p>
+            <w:pPr>
+              <w:spacing w:after="0" w:line="240" w:lineRule="auto"/>
+              <w:rPr>
+                <w:rFonts w:ascii="Calibri" w:eastAsia="Times New Roman" w:hAnsi="Calibri" w:cs="Calibri"/>
+                <w:color w:val="000000"/>
+              </w:rPr>
+            </w:pPr>
+            <w:r>
+              <w:rPr>
+                <w:rFonts w:ascii="Calibri" w:eastAsia="Times New Roman" w:hAnsi="Calibri" w:cs="Calibri"/>
+                <w:color w:val="000000"/>
+              </w:rPr>
+              <w:t> </w:t>
+            </w:r>
+          </w:p>
+        </w:tc>
+      </w:tr>
+      <w:tr>
+        <w:trPr>
+          <w:trHeight w:val="300"/>
+        </w:trPr>
+        <w:tc>
+          <w:tcPr>
+            <w:tcW w:w="1975" w:type="dxa"/>
+            <w:tcBorders>
+              <w:top w:val="nil"/>
+              <w:left w:val="single" w:sz="4" w:space="0" w:color="auto"/>
+              <w:bottom w:val="single" w:sz="4" w:space="0" w:color="auto"/>
+              <w:right w:val="single" w:sz="4" w:space="0" w:color="auto"/>
+            </w:tcBorders>
+            <w:shd w:val="clear" w:color="auto" w:fill="auto"/>
+            <w:noWrap/>
+            <w:vAlign w:val="bottom"/>
+            <w:hideMark/>
+          </w:tcPr>
+          <w:p>
+            <w:pPr>
+              <w:spacing w:after="0" w:line="240" w:lineRule="auto"/>
+              <w:rPr>
+                <w:rFonts w:ascii="Calibri" w:eastAsia="Times New Roman" w:hAnsi="Calibri" w:cs="Calibri"/>
+                <w:color w:val="000000"/>
+              </w:rPr>
+            </w:pPr>
+            <w:r>
+              <w:rPr>
+                <w:rFonts w:ascii="Calibri" w:eastAsia="Times New Roman" w:hAnsi="Calibri" w:cs="Calibri"/>
+                <w:color w:val="000000"/>
+              </w:rPr>
+              <w:t>Serial Number</w:t>
+            </w:r>
+          </w:p>
+        </w:tc>
+        <w:tc>
+          <w:tcPr>
+            <w:tcW w:w="1080" w:type="dxa"/>
+            <w:tcBorders>
+              <w:top w:val="nil"/>
+              <w:left w:val="nil"/>
+              <w:bottom w:val="single" w:sz="4" w:space="0" w:color="auto"/>
+              <w:right w:val="single" w:sz="4" w:space="0" w:color="auto"/>
+            </w:tcBorders>
+            <w:shd w:val="clear" w:color="auto" w:fill="auto"/>
+            <w:noWrap/>
+            <w:vAlign w:val="bottom"/>
+            <w:hideMark/>
+          </w:tcPr>
+          <w:p>
+            <w:pPr>
+              <w:spacing w:after="0" w:line="240" w:lineRule="auto"/>
+              <w:rPr>
+                <w:rFonts w:ascii="Calibri" w:eastAsia="Times New Roman" w:hAnsi="Calibri" w:cs="Calibri"/>
+                <w:color w:val="000000"/>
+              </w:rPr>
+            </w:pPr>
+            <w:r>
+              <w:rPr>
+                <w:rFonts w:ascii="Calibri" w:eastAsia="Times New Roman" w:hAnsi="Calibri" w:cs="Calibri"/>
+                <w:color w:val="000000"/>
+              </w:rPr>
+              <w:t> </w:t>
+            </w:r>
+          </w:p>
+        </w:tc>
+        <w:tc>
+          <w:tcPr>
+            <w:tcW w:w="990" w:type="dxa"/>
+            <w:tcBorders>
+              <w:top w:val="nil"/>
+              <w:left w:val="nil"/>
+              <w:bottom w:val="single" w:sz="4" w:space="0" w:color="auto"/>
+              <w:right w:val="single" w:sz="4" w:space="0" w:color="auto"/>
+            </w:tcBorders>
+            <w:shd w:val="clear" w:color="auto" w:fill="auto"/>
+            <w:noWrap/>
+            <w:vAlign w:val="bottom"/>
+            <w:hideMark/>
+          </w:tcPr>
+          <w:p>
+            <w:pPr>
+              <w:spacing w:after="0" w:line="240" w:lineRule="auto"/>
+              <w:jc w:val="right"/>
+              <w:rPr>
+                <w:rFonts w:ascii="Calibri" w:eastAsia="Times New Roman" w:hAnsi="Calibri" w:cs="Calibri"/>
+                <w:color w:val="000000"/>
+              </w:rPr>
+            </w:pPr>
+            <w:r>
+              <w:rPr>
+                <w:rFonts w:ascii="Calibri" w:eastAsia="Times New Roman" w:hAnsi="Calibri" w:cs="Calibri"/>
+                <w:color w:val="000000"/>
+              </w:rPr>
+              <w:t>38</w:t>
+            </w:r>
+          </w:p>
+        </w:tc>
+        <w:tc>
+          <w:tcPr>
+            <w:tcW w:w="1260" w:type="dxa"/>
+            <w:tcBorders>
+              <w:top w:val="nil"/>
+              <w:left w:val="nil"/>
+              <w:bottom w:val="single" w:sz="4" w:space="0" w:color="auto"/>
+              <w:right w:val="single" w:sz="4" w:space="0" w:color="auto"/>
+            </w:tcBorders>
+            <w:shd w:val="clear" w:color="auto" w:fill="auto"/>
+            <w:noWrap/>
+            <w:vAlign w:val="bottom"/>
+            <w:hideMark/>
+          </w:tcPr>
+          <w:p>
+            <w:pPr>
+              <w:spacing w:after="0" w:line="240" w:lineRule="auto"/>
+              <w:rPr>
+                <w:rFonts w:ascii="Calibri" w:eastAsia="Times New Roman" w:hAnsi="Calibri" w:cs="Calibri"/>
+                <w:color w:val="000000"/>
+              </w:rPr>
+            </w:pPr>
+            <w:r>
+              <w:rPr>
+                <w:rFonts w:ascii="Calibri" w:eastAsia="Times New Roman" w:hAnsi="Calibri" w:cs="Calibri"/>
+                <w:color w:val="000000"/>
+              </w:rPr>
+              <w:t> </w:t>
+            </w:r>
+          </w:p>
+        </w:tc>
+      </w:tr>
+      <w:tr>
+        <w:trPr>
+          <w:trHeight w:val="300"/>
+        </w:trPr>
+        <w:tc>
+          <w:tcPr>
+            <w:tcW w:w="1975" w:type="dxa"/>
+            <w:tcBorders>
+              <w:top w:val="nil"/>
+              <w:left w:val="single" w:sz="4" w:space="0" w:color="auto"/>
+              <w:bottom w:val="single" w:sz="4" w:space="0" w:color="auto"/>
+              <w:right w:val="single" w:sz="4" w:space="0" w:color="auto"/>
+            </w:tcBorders>
+            <w:shd w:val="clear" w:color="auto" w:fill="auto"/>
+            <w:noWrap/>
+            <w:vAlign w:val="bottom"/>
+            <w:hideMark/>
+          </w:tcPr>
+          <w:p>
+            <w:pPr>
+              <w:spacing w:after="0" w:line="240" w:lineRule="auto"/>
+              <w:rPr>
+                <w:rFonts w:ascii="Calibri" w:eastAsia="Times New Roman" w:hAnsi="Calibri" w:cs="Calibri"/>
+                <w:color w:val="000000"/>
+              </w:rPr>
+            </w:pPr>
+            <w:r>
+              <w:rPr>
+                <w:rFonts w:ascii="Calibri" w:eastAsia="Times New Roman" w:hAnsi="Calibri" w:cs="Calibri"/>
+                <w:color w:val="000000"/>
+              </w:rPr>
+              <w:t>Item Reference</w:t>
+            </w:r>
+          </w:p>
+        </w:tc>
+        <w:tc>
+          <w:tcPr>
+            <w:tcW w:w="1080" w:type="dxa"/>
+            <w:tcBorders>
+              <w:top w:val="nil"/>
+              <w:left w:val="nil"/>
+              <w:bottom w:val="single" w:sz="4" w:space="0" w:color="auto"/>
+              <w:right w:val="single" w:sz="4" w:space="0" w:color="auto"/>
+            </w:tcBorders>
+            <w:shd w:val="clear" w:color="auto" w:fill="auto"/>
+            <w:noWrap/>
+            <w:vAlign w:val="bottom"/>
+            <w:hideMark/>
+          </w:tcPr>
+          <w:p>
+            <w:pPr>
+              <w:spacing w:after="0" w:line="240" w:lineRule="auto"/>
+              <w:rPr>
+                <w:rFonts w:ascii="Calibri" w:eastAsia="Times New Roman" w:hAnsi="Calibri" w:cs="Calibri"/>
+                <w:color w:val="000000"/>
+              </w:rPr>
+            </w:pPr>
+            <w:r>
+              <w:rPr>
+                <w:rFonts w:ascii="Calibri" w:eastAsia="Times New Roman" w:hAnsi="Calibri" w:cs="Calibri"/>
+                <w:color w:val="000000"/>
+              </w:rPr>
+              <w:t> </w:t>
+            </w:r>
+          </w:p>
+        </w:tc>
+        <w:tc>
+          <w:tcPr>
+            <w:tcW w:w="990" w:type="dxa"/>
+            <w:tcBorders>
+              <w:top w:val="nil"/>
+              <w:left w:val="nil"/>
+              <w:bottom w:val="single" w:sz="4" w:space="0" w:color="auto"/>
+              <w:right w:val="single" w:sz="4" w:space="0" w:color="auto"/>
+            </w:tcBorders>
+            <w:shd w:val="clear" w:color="auto" w:fill="auto"/>
+            <w:noWrap/>
+            <w:vAlign w:val="bottom"/>
+            <w:hideMark/>
+          </w:tcPr>
+          <w:p>
+            <w:pPr>
+              <w:spacing w:after="0" w:line="240" w:lineRule="auto"/>
+              <w:jc w:val="right"/>
+              <w:rPr>
+                <w:rFonts w:ascii="Calibri" w:eastAsia="Times New Roman" w:hAnsi="Calibri" w:cs="Calibri"/>
+                <w:color w:val="000000"/>
+              </w:rPr>
+            </w:pPr>
+            <w:r>
+              <w:rPr>
+                <w:rFonts w:ascii="Calibri" w:eastAsia="Times New Roman" w:hAnsi="Calibri" w:cs="Calibri"/>
+                <w:color w:val="000000"/>
+              </w:rPr>
+              <w:t>2</w:t>
+            </w:r>
+            <w:r>
+              <w:rPr>
+                <w:rFonts w:ascii="Calibri" w:eastAsia="Times New Roman" w:hAnsi="Calibri" w:cs="Calibri"/>
+                <w:color w:val="000000"/>
+              </w:rPr>
+              <w:t>0</w:t>
+            </w:r>
+          </w:p>
+        </w:tc>
+        <w:tc>
+          <w:tcPr>
+            <w:tcW w:w="1260" w:type="dxa"/>
+            <w:tcBorders>
+              <w:top w:val="nil"/>
+              <w:left w:val="nil"/>
+              <w:bottom w:val="single" w:sz="4" w:space="0" w:color="auto"/>
+              <w:right w:val="single" w:sz="4" w:space="0" w:color="auto"/>
+            </w:tcBorders>
+            <w:shd w:val="clear" w:color="auto" w:fill="auto"/>
+            <w:noWrap/>
+            <w:vAlign w:val="bottom"/>
+            <w:hideMark/>
+          </w:tcPr>
+          <w:p>
+            <w:pPr>
+              <w:spacing w:after="0" w:line="240" w:lineRule="auto"/>
+              <w:rPr>
+                <w:rFonts w:ascii="Calibri" w:eastAsia="Times New Roman" w:hAnsi="Calibri" w:cs="Calibri"/>
+                <w:color w:val="000000"/>
+              </w:rPr>
+            </w:pPr>
+            <w:r>
+              <w:rPr>
+                <w:rFonts w:ascii="Calibri" w:eastAsia="Times New Roman" w:hAnsi="Calibri" w:cs="Calibri"/>
+                <w:color w:val="000000"/>
+              </w:rPr>
+              <w:t> </w:t>
+            </w:r>
+          </w:p>
+        </w:tc>
+      </w:tr>
+    </w:tbl>
+    <w:p>
+      <w:pPr>
+        <w:rPr>
+          <w:rFonts w:ascii="Arial" w:hAnsi="Arial" w:cs="Arial"/>
+        </w:rPr>
+      </w:pPr>
+    </w:p>
+    <w:p>
+      <w:pPr>
+        <w:rPr>
+          <w:rFonts w:ascii="Arial" w:hAnsi="Arial" w:cs="Arial"/>
+        </w:rPr>
+      </w:pPr>
+    </w:p>
+    <w:p>
+      <w:r>
+        <w:rPr>
+          <w:rFonts w:ascii="Arial" w:hAnsi="Arial" w:cs="Arial"/>
+          <w:noProof/>
+          <w:sz w:val="24"/>
+          <w:szCs w:val="24"/>
+        </w:rPr>
+        <mc:AlternateContent>
+          <mc:Choice Requires="wps">
+            <w:drawing>
+              <wp:anchor distT="0" distB="0" distL="114300" distR="114300" simplePos="0" relativeHeight="251853824" behindDoc="0" locked="0" layoutInCell="1" allowOverlap="1" wp14:anchorId="19E9AFD1" wp14:editId="350A9ED9">
+                <wp:simplePos x="0" y="0"/>
+                <wp:positionH relativeFrom="column">
+                  <wp:posOffset>1999615</wp:posOffset>
+                </wp:positionH>
+                <wp:positionV relativeFrom="paragraph">
+                  <wp:posOffset>54610</wp:posOffset>
+                </wp:positionV>
+                <wp:extent cx="972820" cy="415290"/>
+                <wp:effectExtent l="0" t="0" r="17780" b="22860"/>
+                <wp:wrapNone/>
+                <wp:docPr id="289" name="Oval 289"/>
+                <wp:cNvGraphicFramePr/>
+                <a:graphic xmlns:a="http://schemas.openxmlformats.org/drawingml/2006/main">
+                  <a:graphicData uri="http://schemas.microsoft.com/office/word/2010/wordprocessingShape">
+                    <wps:wsp>
+                      <wps:cNvSpPr/>
+                      <wps:spPr>
+                        <a:xfrm>
+                          <a:off x="0" y="0"/>
+                          <a:ext cx="972820" cy="415290"/>
+                        </a:xfrm>
+                        <a:prstGeom prst="ellipse">
+                          <a:avLst/>
+                        </a:prstGeom>
+                      </wps:spPr>
+                      <wps:style>
+                        <a:lnRef idx="2">
+                          <a:schemeClr val="accent1">
+                            <a:shade val="50000"/>
+                          </a:schemeClr>
+                        </a:lnRef>
+                        <a:fillRef idx="1">
+                          <a:schemeClr val="accent1"/>
+                        </a:fillRef>
+                        <a:effectRef idx="0">
+                          <a:schemeClr val="accent1"/>
+                        </a:effectRef>
+                        <a:fontRef idx="minor">
+                          <a:schemeClr val="lt1"/>
+                        </a:fontRef>
+                      </wps:style>
+                      <wps:txbx>
+                        <w:txbxContent>
+                          <w:p>
+                            <w:pPr>
+                              <w:jc w:val="center"/>
+                              <w:rPr>
+                                <w:rFonts w:ascii="Arial" w:hAnsi="Arial" w:cs="Arial"/>
+                              </w:rPr>
+                            </w:pPr>
+                            <w:r>
+                              <w:rPr>
+                                <w:rFonts w:ascii="Arial" w:hAnsi="Arial" w:cs="Arial"/>
+                                <w:sz w:val="18"/>
+                                <w:szCs w:val="18"/>
+                              </w:rPr>
+                              <w:t>St</w:t>
+                            </w:r>
+                            <w:r>
+                              <w:rPr>
+                                <w:rFonts w:ascii="Arial" w:hAnsi="Arial" w:cs="Arial"/>
+                              </w:rPr>
+                              <w:t>art</w:t>
+                            </w:r>
+                          </w:p>
+                          <w:p>
+                            <w:pPr>
+                              <w:rPr>
+                                <w:rFonts w:ascii="Arial" w:hAnsi="Arial" w:cs="Arial"/>
+                                <w:color w:val="FFFFFF" w:themeColor="background1"/>
+                              </w:rPr>
+                            </w:pPr>
+                          </w:p>
+                        </w:txbxContent>
+                      </wps:txbx>
+                      <wps:bodyPr rot="0" spcFirstLastPara="0" vertOverflow="overflow" horzOverflow="overflow" vert="horz" wrap="square" lIns="91440" tIns="45720" rIns="91440" bIns="45720" numCol="1" spcCol="0" rtlCol="0" fromWordArt="0" anchor="ctr" anchorCtr="0" forceAA="0" compatLnSpc="1">
+                        <a:prstTxWarp prst="textNoShape">
+                          <a:avLst/>
+                        </a:prstTxWarp>
+                        <a:noAutofit/>
+                      </wps:bodyPr>
+                    </wps:wsp>
+                  </a:graphicData>
+                </a:graphic>
+                <wp14:sizeRelH relativeFrom="margin">
+                  <wp14:pctWidth>0</wp14:pctWidth>
+                </wp14:sizeRelH>
+                <wp14:sizeRelV relativeFrom="margin">
+                  <wp14:pctHeight>0</wp14:pctHeight>
+                </wp14:sizeRelV>
+              </wp:anchor>
+            </w:drawing>
+          </mc:Choice>
+          <mc:Fallback>
+            <w:pict>
+              <v:oval w14:anchorId="19E9AFD1" id="Oval 289" o:spid="_x0000_s1086" style="position:absolute;margin-left:157.45pt;margin-top:4.3pt;width:76.6pt;height:32.7pt;z-index:251853824;visibility:visible;mso-wrap-style:square;mso-width-percent:0;mso-height-percent:0;mso-wrap-distance-left:9pt;mso-wrap-distance-top:0;mso-wrap-distance-right:9pt;mso-wrap-distance-bottom:0;mso-position-horizontal:absolute;mso-position-horizontal-relative:text;mso-position-vertical:absolute;mso-position-vertical-relative:text;mso-width-percent:0;mso-height-percent:0;mso-width-relative:margin;mso-height-relative:margin;v-text-anchor:middle" o:gfxdata="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" fillcolor="#4472c4 [3204]" strokecolor="#1f3763 [1604]" strokeweight="1pt">
+                <v:stroke joinstyle="miter"/>
+                <v:textbox>
+                  <w:txbxContent>
+                    <w:p>
+                      <w:pPr>
+                        <w:jc w:val="center"/>
+                        <w:rPr>
+                          <w:rFonts w:ascii="Arial" w:hAnsi="Arial" w:cs="Arial"/>
+                        </w:rPr>
+                      </w:pPr>
+                      <w:r>
+                        <w:rPr>
+                          <w:rFonts w:ascii="Arial" w:hAnsi="Arial" w:cs="Arial"/>
+                          <w:sz w:val="18"/>
+                          <w:szCs w:val="18"/>
+                        </w:rPr>
+                        <w:t>St</w:t>
+                      </w:r>
+                      <w:r>
+                        <w:rPr>
+                          <w:rFonts w:ascii="Arial" w:hAnsi="Arial" w:cs="Arial"/>
+                        </w:rPr>
+                        <w:t>art</w:t>
+                      </w:r>
+                    </w:p>
+                    <w:p>
+                      <w:pPr>
+                        <w:rPr>
+                          <w:rFonts w:ascii="Arial" w:hAnsi="Arial" w:cs="Arial"/>
+                          <w:color w:val="FFFFFF" w:themeColor="background1"/>
+                        </w:rPr>
+                      </w:pPr>
+                    </w:p>
+                  </w:txbxContent>
+                </v:textbox>
+              </v:oval>
+            </w:pict>
+          </mc:Fallback>
+        </mc:AlternateContent>
+      </w:r>
+    </w:p>
+    <w:p>
+      <w:r>
+        <w:rPr>
+          <w:noProof/>
+        </w:rPr>
+        <mc:AlternateContent>
+          <mc:Choice Requires="wps">
+            <w:drawing>
+              <wp:anchor distT="0" distB="0" distL="114300" distR="114300" simplePos="0" relativeHeight="251867136" behindDoc="0" locked="0" layoutInCell="1" allowOverlap="1" wp14:anchorId="737CADF7" wp14:editId="112AD358">
+                <wp:simplePos x="0" y="0"/>
+                <wp:positionH relativeFrom="margin">
+                  <wp:posOffset>2514600</wp:posOffset>
+                </wp:positionH>
+                <wp:positionV relativeFrom="paragraph">
+                  <wp:posOffset>35560</wp:posOffset>
+                </wp:positionV>
+                <wp:extent cx="0" cy="391795"/>
+                <wp:effectExtent l="76200" t="0" r="57150" b="65405"/>
+                <wp:wrapNone/>
+                <wp:docPr id="290" name="Straight Arrow Connector 290"/>
+                <wp:cNvGraphicFramePr/>
+                <a:graphic xmlns:a="http://schemas.openxmlformats.org/drawingml/2006/main">
+                  <a:graphicData uri="http://schemas.microsoft.com/office/word/2010/wordprocessingShape">
+                    <wps:wsp>
+                      <wps:cNvCnPr/>
+                      <wps:spPr>
+                        <a:xfrm>
+                          <a:off x="0" y="0"/>
+                          <a:ext cx="0" cy="391795"/>
+                        </a:xfrm>
+                        <a:prstGeom prst="straightConnector1">
+                          <a:avLst/>
+                        </a:prstGeom>
+                        <a:ln>
+                          <a:tailEnd type="triangle"/>
+                        </a:ln>
+                      </wps:spPr>
+                      <wps:style>
+                        <a:lnRef idx="1">
+                          <a:schemeClr val="accent1"/>
+                        </a:lnRef>
+                        <a:fillRef idx="0">
+                          <a:schemeClr val="accent1"/>
+                        </a:fillRef>
+                        <a:effectRef idx="0">
+                          <a:schemeClr val="accent1"/>
+                        </a:effectRef>
+                        <a:fontRef idx="minor">
+                          <a:schemeClr val="tx1"/>
+                        </a:fontRef>
+                      </wps:style>
+                      <wps:bodyPr/>
+                    </wps:wsp>
+                  </a:graphicData>
+                </a:graphic>
+                <wp14:sizeRelH relativeFrom="margin">
+                  <wp14:pctWidth>0</wp14:pctWidth>
+                </wp14:sizeRelH>
+                <wp14:sizeRelV relativeFrom="margin">
+                  <wp14:pctHeight>0</wp14:pctHeight>
+                </wp14:sizeRelV>
+              </wp:anchor>
+            </w:drawing>
+          </mc:Choice>
+          <mc:Fallback>
+            <w:pict>
+              <v:shapetype w14:anchorId="2DC925DD" id="_x0000_t32" coordsize="21600,21600" o:spt="32" o:oned="t" path="m,l21600,21600e" filled="f">
+                <v:path arrowok="t" fillok="f" o:connecttype="none"/>
+                <o:lock v:ext="edit" shapetype="t"/>
+              </v:shapetype>
+              <v:shape id="Straight Arrow Connector 290" o:spid="_x0000_s1026" type="#_x0000_t32" style="position:absolute;margin-left:198pt;margin-top:2.8pt;width:0;height:30.85pt;z-index:251867136;visibility:visible;mso-wrap-style:square;mso-width-percent:0;mso-height-percent:0;mso-wrap-distance-left:9pt;mso-wrap-distance-top:0;mso-wrap-distance-right:9pt;mso-wrap-distance-bottom:0;mso-position-horizontal:absolute;mso-position-horizontal-relative:margin;mso-position-vertical:absolute;mso-position-vertical-relative:text;mso-width-percent:0;mso-height-percent:0;mso-width-relative:margin;mso-height-relative:margin" o:gfxdata="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" strokecolor="#4472c4 [3204]" strokeweight=".5pt">
+                <v:stroke endarrow="block" joinstyle="miter"/>
+                <w10:wrap anchorx="margin"/>
+              </v:shape>
+            </w:pict>
+          </mc:Fallback>
+        </mc:AlternateContent>
+      </w:r>
+    </w:p>
+    <w:p>
+      <w:r>
+        <w:rPr>
+          <w:rFonts w:ascii="Arial" w:hAnsi="Arial" w:cs="Arial"/>
+          <w:noProof/>
+          <w:sz w:val="24"/>
+          <w:szCs w:val="24"/>
+        </w:rPr>
+        <mc:AlternateContent>
+          <mc:Choice Requires="wps">
+            <w:drawing>
+              <wp:anchor distT="0" distB="0" distL="114300" distR="114300" simplePos="0" relativeHeight="251854848" behindDoc="0" locked="0" layoutInCell="1" allowOverlap="1" wp14:anchorId="32FA9F20" wp14:editId="53B76564">
+                <wp:simplePos x="0" y="0"/>
+                <wp:positionH relativeFrom="column">
+                  <wp:posOffset>1504950</wp:posOffset>
+                </wp:positionH>
+                <wp:positionV relativeFrom="paragraph">
+                  <wp:posOffset>130810</wp:posOffset>
+                </wp:positionV>
+                <wp:extent cx="2066925" cy="1028700"/>
+                <wp:effectExtent l="19050" t="19050" r="47625" b="38100"/>
+                <wp:wrapNone/>
+                <wp:docPr id="291" name="Diamond 291"/>
+                <wp:cNvGraphicFramePr/>
+                <a:graphic xmlns:a="http://schemas.openxmlformats.org/drawingml/2006/main">
+                  <a:graphicData uri="http://schemas.microsoft.com/office/word/2010/wordprocessingShape">
+                    <wps:wsp>
+                      <wps:cNvSpPr/>
+                      <wps:spPr>
+                        <a:xfrm>
+                          <a:off x="0" y="0"/>
+                          <a:ext cx="2066925" cy="1028700"/>
+                        </a:xfrm>
+                        <a:prstGeom prst="diamond">
+                          <a:avLst/>
+                        </a:prstGeom>
+                      </wps:spPr>
+                      <wps:style>
+                        <a:lnRef idx="2">
+                          <a:schemeClr val="accent1">
+                            <a:shade val="50000"/>
+                          </a:schemeClr>
+                        </a:lnRef>
+                        <a:fillRef idx="1">
+                          <a:schemeClr val="accent1"/>
+                        </a:fillRef>
+                        <a:effectRef idx="0">
+                          <a:schemeClr val="accent1"/>
+                        </a:effectRef>
+                        <a:fontRef idx="minor">
+                          <a:schemeClr val="lt1"/>
+                        </a:fontRef>
+                      </wps:style>
+                      <wps:txbx>
+                        <w:txbxContent>
+                          <w:p>
+                            <w:pPr>
+                              <w:jc w:val="center"/>
+                              <w:rPr>
+                                <w:rFonts w:ascii="Arial" w:hAnsi="Arial" w:cs="Arial"/>
+                                <w:sz w:val="18"/>
+                                <w:szCs w:val="18"/>
+                              </w:rPr>
+                            </w:pPr>
+                            <w:r>
+                              <w:rPr>
+                                <w:rFonts w:ascii="Arial" w:hAnsi="Arial" w:cs="Arial"/>
+                                <w:sz w:val="18"/>
+                                <w:szCs w:val="18"/>
+                              </w:rPr>
+                              <w:t xml:space="preserve">Check Custom &amp; Required Parameter </w:t>
+                            </w:r>
+                          </w:p>
+                        </w:txbxContent>
+                      </wps:txbx>
+                      <wps:bodyPr rot="0" spcFirstLastPara="0" vertOverflow="overflow" horzOverflow="overflow" vert="horz" wrap="square" lIns="91440" tIns="45720" rIns="91440" bIns="45720" numCol="1" spcCol="0" rtlCol="0" fromWordArt="0" anchor="ctr" anchorCtr="0" forceAA="0" compatLnSpc="1">
+                        <a:prstTxWarp prst="textNoShape">
+                          <a:avLst/>
+                        </a:prstTxWarp>
+                        <a:noAutofit/>
+                      </wps:bodyPr>
+                    </wps:wsp>
+                  </a:graphicData>
+                </a:graphic>
+                <wp14:sizeRelH relativeFrom="margin">
+                  <wp14:pctWidth>0</wp14:pctWidth>
+                </wp14:sizeRelH>
+                <wp14:sizeRelV relativeFrom="margin">
+                  <wp14:pctHeight>0</wp14:pctHeight>
+                </wp14:sizeRelV>
+              </wp:anchor>
+            </w:drawing>
+          </mc:Choice>
+          <mc:Fallback>
+            <w:pict>
+              <v:shape w14:anchorId="32FA9F20" id="Diamond 291" o:spid="_x0000_s1087" type="#_x0000_t4" style="position:absolute;margin-left:118.5pt;margin-top:10.3pt;width:162.75pt;height:81pt;z-index:251854848;visibility:visible;mso-wrap-style:square;mso-width-percent:0;mso-height-percent:0;mso-wrap-distance-left:9pt;mso-wrap-distance-top:0;mso-wrap-distance-right:9pt;mso-wrap-distance-bottom:0;mso-position-horizontal:absolute;mso-position-horizontal-relative:text;mso-position-vertical:absolute;mso-position-vertical-relative:text;mso-width-percent:0;mso-height-percent:0;mso-width-relative:margin;mso-height-relative:margin;v-text-anchor:middle" o:gfxdata="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" fillcolor="#4472c4 [3204]" strokecolor="#1f3763 [1604]" strokeweight="1pt">
+                <v:textbox>
+                  <w:txbxContent>
+                    <w:p>
+                      <w:pPr>
+                        <w:jc w:val="center"/>
+                        <w:rPr>
+                          <w:rFonts w:ascii="Arial" w:hAnsi="Arial" w:cs="Arial"/>
+                          <w:sz w:val="18"/>
+                          <w:szCs w:val="18"/>
+                        </w:rPr>
+                      </w:pPr>
+                      <w:r>
+                        <w:rPr>
+                          <w:rFonts w:ascii="Arial" w:hAnsi="Arial" w:cs="Arial"/>
+                          <w:sz w:val="18"/>
+                          <w:szCs w:val="18"/>
+                        </w:rPr>
+                        <w:t xml:space="preserve">Check Custom &amp; Required Parameter </w:t>
+                      </w:r>
+                    </w:p>
+                  </w:txbxContent>
+                </v:textbox>
+              </v:shape>
+            </w:pict>
+          </mc:Fallback>
+        </mc:AlternateContent>
+      </w:r>
+    </w:p>
+    <w:p>
+      <w:r>
+        <w:rPr>
+          <w:rFonts w:ascii="Arial" w:hAnsi="Arial" w:cs="Arial"/>
+          <w:noProof/>
+          <w:sz w:val="24"/>
+          <w:szCs w:val="24"/>
+        </w:rPr>
+        <mc:AlternateContent>
+          <mc:Choice Requires="wps">
+            <w:drawing>
+              <wp:anchor distT="45720" distB="45720" distL="114300" distR="114300" simplePos="0" relativeHeight="251864064" behindDoc="0" locked="0" layoutInCell="1" allowOverlap="1" wp14:anchorId="3DB99435" wp14:editId="137777CB">
+                <wp:simplePos x="0" y="0"/>
+                <wp:positionH relativeFrom="column">
+                  <wp:posOffset>652780</wp:posOffset>
+                </wp:positionH>
+                <wp:positionV relativeFrom="paragraph">
+                  <wp:posOffset>55245</wp:posOffset>
+                </wp:positionV>
+                <wp:extent cx="450850" cy="236855"/>
+                <wp:effectExtent l="0" t="0" r="6350" b="0"/>
+                <wp:wrapSquare wrapText="bothSides"/>
+                <wp:docPr id="292" name="Text Box 2"/>
+                <wp:cNvGraphicFramePr>
+                  <a:graphicFrameLocks xmlns:a="http://schemas.openxmlformats.org/drawingml/2006/main"/>
+                </wp:cNvGraphicFramePr>
+                <a:graphic xmlns:a="http://schemas.openxmlformats.org/drawingml/2006/main">
+                  <a:graphicData uri="http://schemas.microsoft.com/office/word/2010/wordprocessingShape">
+                    <wps:wsp>
+                      <wps:cNvSpPr txBox="1">
+                        <a:spLocks noChangeArrowheads="1"/>
+                      </wps:cNvSpPr>
+                      <wps:spPr bwMode="auto">
+                        <a:xfrm>
+                          <a:off x="0" y="0"/>
+                          <a:ext cx="450850" cy="236855"/>
+                        </a:xfrm>
+                        <a:prstGeom prst="rect">
+                          <a:avLst/>
+                        </a:prstGeom>
+                        <a:solidFill>
+                          <a:srgbClr val="FFFFFF"/>
+                        </a:solidFill>
+                        <a:ln w="9525">
+                          <a:noFill/>
+                          <a:miter lim="800000"/>
+                          <a:headEnd/>
+                          <a:tailEnd/>
+                        </a:ln>
+                      </wps:spPr>
+                      <wps:txbx>
+                        <w:txbxContent>
+                          <w:p>
+                            <w:pPr>
+                              <w:rPr>
+                                <w:rFonts w:ascii="Arial" w:hAnsi="Arial" w:cs="Arial"/>
+                                <w:color w:val="FFFFFF" w:themeColor="background1"/>
+                                <w:sz w:val="18"/>
+                                <w:szCs w:val="18"/>
+                              </w:rPr>
+                            </w:pPr>
+                            <w:r>
+                              <w:rPr>
+                                <w:rFonts w:ascii="Arial" w:hAnsi="Arial" w:cs="Arial"/>
+                                <w:sz w:val="18"/>
+                                <w:szCs w:val="18"/>
+                              </w:rPr>
+                              <w:t>No</w:t>
+                            </w:r>
+                          </w:p>
+                        </w:txbxContent>
+                      </wps:txbx>
+                      <wps:bodyPr rot="0" vert="horz" wrap="square" lIns="91440" tIns="45720" rIns="91440" bIns="45720" anchor="t" anchorCtr="0">
+                        <a:noAutofit/>
+                      </wps:bodyPr>
+                    </wps:wsp>
+                  </a:graphicData>
+                </a:graphic>
+                <wp14:sizeRelH relativeFrom="margin">
+                  <wp14:pctWidth>0</wp14:pctWidth>
+                </wp14:sizeRelH>
+                <wp14:sizeRelV relativeFrom="margin">
+                  <wp14:pctHeight>0</wp14:pctHeight>
+                </wp14:sizeRelV>
+              </wp:anchor>
+            </w:drawing>
+          </mc:Choice>
+          <mc:Fallback>
+            <w:pict>
+              <v:shape w14:anchorId="3DB99435" id="_x0000_s1088" type="#_x0000_t202" style="position:absolute;margin-left:51.4pt;margin-top:4.35pt;width:35.5pt;height:18.65pt;z-index:251864064;visibility:visible;mso-wrap-style:square;mso-width-percent:0;mso-height-percent:0;mso-wrap-distance-left:9pt;mso-wrap-distance-top:3.6pt;mso-wrap-distance-right:9pt;mso-wrap-distance-bottom:3.6pt;mso-position-horizontal:absolute;mso-position-horizontal-relative:text;mso-position-vertical:absolute;mso-position-vertical-relative:text;mso-width-percent:0;mso-height-percent:0;mso-width-relative:margin;mso-height-relative:margin;v-text-anchor:top" o:gfxdata="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" stroked="f">
+                <v:textbox>
+                  <w:txbxContent>
+                    <w:p>
+                      <w:pPr>
+                        <w:rPr>
+                          <w:rFonts w:ascii="Arial" w:hAnsi="Arial" w:cs="Arial"/>
+                          <w:color w:val="FFFFFF" w:themeColor="background1"/>
+                          <w:sz w:val="18"/>
+                          <w:szCs w:val="18"/>
+                        </w:rPr>
+                      </w:pPr>
+                      <w:r>
+                        <w:rPr>
+                          <w:rFonts w:ascii="Arial" w:hAnsi="Arial" w:cs="Arial"/>
+                          <w:sz w:val="18"/>
+                          <w:szCs w:val="18"/>
+                        </w:rPr>
+                        <w:t>No</w:t>
+                      </w:r>
+                    </w:p>
+                  </w:txbxContent>
+                </v:textbox>
+                <w10:wrap type="square"/>
+              </v:shape>
+            </w:pict>
+          </mc:Fallback>
+        </mc:AlternateContent>
+      </w:r>
+    </w:p>
+    <w:p>
+      <w:r>
+        <w:rPr>
+          <w:noProof/>
+        </w:rPr>
+        <mc:AlternateContent>
+          <mc:Choice Requires="wps">
+            <w:drawing>
+              <wp:anchor distT="0" distB="0" distL="114300" distR="114300" simplePos="0" relativeHeight="251858944" behindDoc="0" locked="0" layoutInCell="1" allowOverlap="1" wp14:anchorId="693B659C" wp14:editId="26B5FAB9">
+                <wp:simplePos x="0" y="0"/>
+                <wp:positionH relativeFrom="column">
+                  <wp:posOffset>1971674</wp:posOffset>
+                </wp:positionH>
+                <wp:positionV relativeFrom="paragraph">
+                  <wp:posOffset>50801</wp:posOffset>
+                </wp:positionV>
+                <wp:extent cx="66675" cy="3086100"/>
+                <wp:effectExtent l="1733550" t="0" r="28575" b="95250"/>
+                <wp:wrapNone/>
+                <wp:docPr id="293" name="Connector: Elbow 293"/>
+                <wp:cNvGraphicFramePr/>
+                <a:graphic xmlns:a="http://schemas.openxmlformats.org/drawingml/2006/main">
+                  <a:graphicData uri="http://schemas.microsoft.com/office/word/2010/wordprocessingShape">
+                    <wps:wsp>
+                      <wps:cNvCnPr/>
+                      <wps:spPr>
+                        <a:xfrm flipH="1">
+                          <a:off x="0" y="0"/>
+                          <a:ext cx="66675" cy="3086100"/>
+                        </a:xfrm>
+                        <a:prstGeom prst="bentConnector3">
+                          <a:avLst>
+                            <a:gd name="adj1" fmla="val 2697776"/>
+                          </a:avLst>
+                        </a:prstGeom>
+                        <a:ln>
+                          <a:tailEnd type="triangle"/>
+                        </a:ln>
+                      </wps:spPr>
+                      <wps:style>
+                        <a:lnRef idx="1">
+                          <a:schemeClr val="accent1"/>
+                        </a:lnRef>
+                        <a:fillRef idx="0">
+                          <a:schemeClr val="accent1"/>
+                        </a:fillRef>
+                        <a:effectRef idx="0">
+                          <a:schemeClr val="accent1"/>
+                        </a:effectRef>
+                        <a:fontRef idx="minor">
+                          <a:schemeClr val="tx1"/>
+                        </a:fontRef>
+                      </wps:style>
+                      <wps:bodyPr/>
+                    </wps:wsp>
+                  </a:graphicData>
+                </a:graphic>
+                <wp14:sizeRelH relativeFrom="margin">
+                  <wp14:pctWidth>0</wp14:pctWidth>
+                </wp14:sizeRelH>
+                <wp14:sizeRelV relativeFrom="margin">
+                  <wp14:pctHeight>0</wp14:pctHeight>
+                </wp14:sizeRelV>
+              </wp:anchor>
+            </w:drawing>
+          </mc:Choice>
+          <mc:Fallback>
+            <w:pict>
+              <v:shapetype w14:anchorId="6343A3EA" id="_x0000_t34" coordsize="21600,21600" o:spt="34" o:oned="t" adj="10800" path="m,l@0,0@0,21600,21600,21600e" filled="f">
+                <v:stroke joinstyle="miter"/>
+                <v:formulas>
+                  <v:f eqn="val #0"/>
+                </v:formulas>
+                <v:path arrowok="t" fillok="f" o:connecttype="none"/>
+                <v:handles>
+                  <v:h position="#0,center"/>
+                </v:handles>
+                <o:lock v:ext="edit" shapetype="t"/>
+              </v:shapetype>
+              <v:shape id="Connector: Elbow 293" o:spid="_x0000_s1026" type="#_x0000_t34" style="position:absolute;margin-left:155.25pt;margin-top:4pt;width:5.25pt;height:243pt;flip:x;z-index:251858944;visibility:visible;mso-wrap-style:square;mso-width-percent:0;mso-height-percent:0;mso-wrap-distance-left:9pt;mso-wrap-distance-top:0;mso-wrap-distance-right:9pt;mso-wrap-distance-bottom:0;mso-position-horizontal:absolute;mso-position-horizontal-relative:text;mso-position-vertical:absolute;mso-position-vertical-relative:text;mso-width-percent:0;mso-height-percent:0;mso-width-relative:margin;mso-height-relative:margin" o:gfxdata="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" adj="582720" strokecolor="#4472c4 [3204]" strokeweight=".5pt">
+                <v:stroke endarrow="block"/>
+              </v:shape>
+            </w:pict>
+          </mc:Fallback>
+        </mc:AlternateContent>
+      </w:r>
+    </w:p>
+    <w:p>
+      <w:r>
+        <w:rPr>
+          <w:rFonts w:ascii="Arial" w:hAnsi="Arial" w:cs="Arial"/>
+          <w:noProof/>
+          <w:sz w:val="24"/>
+          <w:szCs w:val="24"/>
+        </w:rPr>
+        <mc:AlternateContent>
+          <mc:Choice Requires="wps">
+            <w:drawing>
+              <wp:anchor distT="45720" distB="45720" distL="114300" distR="114300" simplePos="0" relativeHeight="251869184" behindDoc="0" locked="0" layoutInCell="1" allowOverlap="1" wp14:anchorId="2E605803" wp14:editId="172A4F72">
+                <wp:simplePos x="0" y="0"/>
+                <wp:positionH relativeFrom="column">
+                  <wp:posOffset>2619375</wp:posOffset>
+                </wp:positionH>
+                <wp:positionV relativeFrom="paragraph">
+                  <wp:posOffset>285115</wp:posOffset>
+                </wp:positionV>
+                <wp:extent cx="439420" cy="238125"/>
+                <wp:effectExtent l="0" t="0" r="0" b="9525"/>
+                <wp:wrapSquare wrapText="bothSides"/>
+                <wp:docPr id="294" name="Text Box 2"/>
+                <wp:cNvGraphicFramePr>
+                  <a:graphicFrameLocks xmlns:a="http://schemas.openxmlformats.org/drawingml/2006/main"/>
+                </wp:cNvGraphicFramePr>
+                <a:graphic xmlns:a="http://schemas.openxmlformats.org/drawingml/2006/main">
+                  <a:graphicData uri="http://schemas.microsoft.com/office/word/2010/wordprocessingShape">
+                    <wps:wsp>
+                      <wps:cNvSpPr txBox="1">
+                        <a:spLocks noChangeArrowheads="1"/>
+                      </wps:cNvSpPr>
+                      <wps:spPr bwMode="auto">
+                        <a:xfrm flipH="1">
+                          <a:off x="0" y="0"/>
+                          <a:ext cx="439420" cy="238125"/>
+                        </a:xfrm>
+                        <a:prstGeom prst="rect">
+                          <a:avLst/>
+                        </a:prstGeom>
+                        <a:solidFill>
+                          <a:srgbClr val="FFFFFF"/>
+                        </a:solidFill>
+                        <a:ln w="9525">
+                          <a:noFill/>
+                          <a:miter lim="800000"/>
+                          <a:headEnd/>
+                          <a:tailEnd/>
+                        </a:ln>
+                      </wps:spPr>
+                      <wps:txbx>
+                        <w:txbxContent>
+                          <w:p>
+                            <w:pPr>
+                              <w:rPr>
+                                <w:rFonts w:ascii="Arial" w:hAnsi="Arial" w:cs="Arial"/>
+                                <w:color w:val="FFFFFF" w:themeColor="background1"/>
+                                <w:sz w:val="18"/>
+                                <w:szCs w:val="18"/>
+                              </w:rPr>
+                            </w:pPr>
+                            <w:r>
+                              <w:rPr>
+                                <w:rFonts w:ascii="Arial" w:hAnsi="Arial" w:cs="Arial"/>
+                                <w:sz w:val="18"/>
+                                <w:szCs w:val="18"/>
+                              </w:rPr>
+                              <w:t>Yes</w:t>
+                            </w:r>
+                          </w:p>
+                        </w:txbxContent>
+                      </wps:txbx>
+                      <wps:bodyPr rot="0" vert="horz" wrap="square" lIns="91440" tIns="45720" rIns="91440" bIns="45720" anchor="t" anchorCtr="0">
+                        <a:noAutofit/>
+                      </wps:bodyPr>
+                    </wps:wsp>
+                  </a:graphicData>
+                </a:graphic>
+                <wp14:sizeRelH relativeFrom="margin">
+                  <wp14:pctWidth>0</wp14:pctWidth>
+                </wp14:sizeRelH>
+                <wp14:sizeRelV relativeFrom="margin">
+                  <wp14:pctHeight>0</wp14:pctHeight>
+                </wp14:sizeRelV>
+              </wp:anchor>
+            </w:drawing>
+          </mc:Choice>
+          <mc:Fallback>
+            <w:pict>
+              <v:shape w14:anchorId="2E605803" id="_x0000_s1089" type="#_x0000_t202" style="position:absolute;margin-left:206.25pt;margin-top:22.45pt;width:34.6pt;height:18.75pt;flip:x;z-index:251869184;visibility:visible;mso-wrap-style:square;mso-width-percent:0;mso-height-percent:0;mso-wrap-distance-left:9pt;mso-wrap-distance-top:3.6pt;mso-wrap-distance-right:9pt;mso-wrap-distance-bottom:3.6pt;mso-position-horizontal:absolute;mso-position-horizontal-relative:text;mso-position-vertical:absolute;mso-position-vertical-relative:text;mso-width-percent:0;mso-height-percent:0;mso-width-relative:margin;mso-height-relative:margin;v-text-anchor:top" o:gfxdata="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" stroked="f">
+                <v:textbox>
+                  <w:txbxContent>
+                    <w:p>
+                      <w:pPr>
+                        <w:rPr>
+                          <w:rFonts w:ascii="Arial" w:hAnsi="Arial" w:cs="Arial"/>
+                          <w:color w:val="FFFFFF" w:themeColor="background1"/>
+                          <w:sz w:val="18"/>
+                          <w:szCs w:val="18"/>
+                        </w:rPr>
+                      </w:pPr>
+                      <w:r>
+                        <w:rPr>
+                          <w:rFonts w:ascii="Arial" w:hAnsi="Arial" w:cs="Arial"/>
+                          <w:sz w:val="18"/>
+                          <w:szCs w:val="18"/>
+                        </w:rPr>
+                        <w:t>Yes</w:t>
+                      </w:r>
+                    </w:p>
+                  </w:txbxContent>
+                </v:textbox>
+                <w10:wrap type="square"/>
+              </v:shape>
+            </w:pict>
+          </mc:Fallback>
+        </mc:AlternateContent>
+      </w:r>
+      <w:r>
+        <w:rPr>
+          <w:noProof/>
+        </w:rPr>
+        <mc:AlternateContent>
+          <mc:Choice Requires="wps">
+            <w:drawing>
+              <wp:anchor distT="0" distB="0" distL="114300" distR="114300" simplePos="0" relativeHeight="251855872" behindDoc="0" locked="0" layoutInCell="1" allowOverlap="1" wp14:anchorId="1635C653" wp14:editId="2806118E">
+                <wp:simplePos x="0" y="0"/>
+                <wp:positionH relativeFrom="column">
+                  <wp:posOffset>2550795</wp:posOffset>
+                </wp:positionH>
+                <wp:positionV relativeFrom="paragraph">
+                  <wp:posOffset>28575</wp:posOffset>
+                </wp:positionV>
+                <wp:extent cx="0" cy="474980"/>
+                <wp:effectExtent l="76200" t="0" r="57150" b="58420"/>
+                <wp:wrapNone/>
+                <wp:docPr id="295" name="Straight Arrow Connector 295"/>
+                <wp:cNvGraphicFramePr/>
+                <a:graphic xmlns:a="http://schemas.openxmlformats.org/drawingml/2006/main">
+                  <a:graphicData uri="http://schemas.microsoft.com/office/word/2010/wordprocessingShape">
+                    <wps:wsp>
+                      <wps:cNvCnPr/>
+                      <wps:spPr>
+                        <a:xfrm>
+                          <a:off x="0" y="0"/>
+                          <a:ext cx="0" cy="474980"/>
+                        </a:xfrm>
+                        <a:prstGeom prst="straightConnector1">
+                          <a:avLst/>
+                        </a:prstGeom>
+                        <a:ln>
+                          <a:tailEnd type="triangle"/>
+                        </a:ln>
+                      </wps:spPr>
+                      <wps:style>
+                        <a:lnRef idx="1">
+                          <a:schemeClr val="accent1"/>
+                        </a:lnRef>
+                        <a:fillRef idx="0">
+                          <a:schemeClr val="accent1"/>
+                        </a:fillRef>
+                        <a:effectRef idx="0">
+                          <a:schemeClr val="accent1"/>
+                        </a:effectRef>
+                        <a:fontRef idx="minor">
+                          <a:schemeClr val="tx1"/>
+                        </a:fontRef>
+                      </wps:style>
+                      <wps:bodyPr/>
+                    </wps:wsp>
+                  </a:graphicData>
+                </a:graphic>
+              </wp:anchor>
+            </w:drawing>
+          </mc:Choice>
+          <mc:Fallback>
+            <w:pict>
+              <v:shape w14:anchorId="585B5ADF" id="Straight Arrow Connector 295" o:spid="_x0000_s1026" type="#_x0000_t32" style="position:absolute;margin-left:200.85pt;margin-top:2.25pt;width:0;height:37.4pt;z-index:251855872;visibility:visible;mso-wrap-style:square;mso-wrap-distance-left:9pt;mso-wrap-distance-top:0;mso-wrap-distance-right:9pt;mso-wrap-distance-bottom:0;mso-position-horizontal:absolute;mso-position-horizontal-relative:text;mso-position-vertical:absolute;mso-position-vertical-relative:text" o:gfxdata="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" strokecolor="#4472c4 [3204]" strokeweight=".5pt">
+                <v:stroke endarrow="block" joinstyle="miter"/>
+              </v:shape>
+            </w:pict>
+          </mc:Fallback>
+        </mc:AlternateContent>
+      </w:r>
+    </w:p>
+    <w:p>
+      <w:r>
+        <w:rPr>
+          <w:rFonts w:ascii="Arial" w:hAnsi="Arial" w:cs="Arial"/>
+          <w:noProof/>
+          <w:sz w:val="24"/>
+          <w:szCs w:val="24"/>
+        </w:rPr>
+        <mc:AlternateContent>
+          <mc:Choice Requires="wps">
+            <w:drawing>
+              <wp:anchor distT="0" distB="0" distL="114300" distR="114300" simplePos="0" relativeHeight="251862016" behindDoc="0" locked="0" layoutInCell="1" allowOverlap="1" wp14:anchorId="0BDC3F4B" wp14:editId="1B74D765">
+                <wp:simplePos x="0" y="0"/>
+                <wp:positionH relativeFrom="column">
+                  <wp:posOffset>1381125</wp:posOffset>
+                </wp:positionH>
+                <wp:positionV relativeFrom="paragraph">
+                  <wp:posOffset>226060</wp:posOffset>
+                </wp:positionV>
+                <wp:extent cx="2352675" cy="771525"/>
+                <wp:effectExtent l="38100" t="19050" r="28575" b="47625"/>
+                <wp:wrapNone/>
+                <wp:docPr id="296" name="Diamond 296"/>
+                <wp:cNvGraphicFramePr/>
+                <a:graphic xmlns:a="http://schemas.openxmlformats.org/drawingml/2006/main">
+                  <a:graphicData uri="http://schemas.microsoft.com/office/word/2010/wordprocessingShape">
+                    <wps:wsp>
+                      <wps:cNvSpPr/>
+                      <wps:spPr>
+                        <a:xfrm>
+                          <a:off x="0" y="0"/>
+                          <a:ext cx="2352675" cy="771525"/>
+                        </a:xfrm>
+                        <a:prstGeom prst="diamond">
+                          <a:avLst/>
+                        </a:prstGeom>
+                      </wps:spPr>
+                      <wps:style>
+                        <a:lnRef idx="2">
+                          <a:schemeClr val="accent1">
+                            <a:shade val="50000"/>
+                          </a:schemeClr>
+                        </a:lnRef>
+                        <a:fillRef idx="1">
+                          <a:schemeClr val="accent1"/>
+                        </a:fillRef>
+                        <a:effectRef idx="0">
+                          <a:schemeClr val="accent1"/>
+                        </a:effectRef>
+                        <a:fontRef idx="minor">
+                          <a:schemeClr val="lt1"/>
+                        </a:fontRef>
+                      </wps:style>
+                      <wps:txbx>
+                        <w:txbxContent>
+                          <w:p>
+                            <w:pPr>
+                              <w:jc w:val="center"/>
+                              <w:rPr>
+                                <w:rFonts w:ascii="Arial" w:hAnsi="Arial" w:cs="Arial"/>
+                                <w:sz w:val="18"/>
+                                <w:szCs w:val="18"/>
+                              </w:rPr>
+                            </w:pPr>
+                            <w:r>
+                              <w:rPr>
+                                <w:rFonts w:ascii="Arial" w:hAnsi="Arial" w:cs="Arial"/>
+                                <w:sz w:val="18"/>
+                                <w:szCs w:val="18"/>
+                              </w:rPr>
+                              <w:t>Check Transaction Type &amp; Schema</w:t>
+                            </w:r>
+                          </w:p>
+                        </w:txbxContent>
+                      </wps:txbx>
+                      <wps:bodyPr rot="0" spcFirstLastPara="0" vertOverflow="overflow" horzOverflow="overflow" vert="horz" wrap="square" lIns="91440" tIns="45720" rIns="91440" bIns="45720" numCol="1" spcCol="0" rtlCol="0" fromWordArt="0" anchor="ctr" anchorCtr="0" forceAA="0" compatLnSpc="1">
+                        <a:prstTxWarp prst="textNoShape">
+                          <a:avLst/>
+                        </a:prstTxWarp>
+                        <a:noAutofit/>
+                      </wps:bodyPr>
+                    </wps:wsp>
+                  </a:graphicData>
+                </a:graphic>
+                <wp14:sizeRelH relativeFrom="margin">
+                  <wp14:pctWidth>0</wp14:pctWidth>
+                </wp14:sizeRelH>
+                <wp14:sizeRelV relativeFrom="margin">
+                  <wp14:pctHeight>0</wp14:pctHeight>
+                </wp14:sizeRelV>
+              </wp:anchor>
+            </w:drawing>
+          </mc:Choice>
+          <mc:Fallback>
+            <w:pict>
+              <v:shape w14:anchorId="0BDC3F4B" id="Diamond 296" o:spid="_x0000_s1090" type="#_x0000_t4" style="position:absolute;margin-left:108.75pt;margin-top:17.8pt;width:185.25pt;height:60.75pt;z-index:251862016;visibility:visible;mso-wrap-style:square;mso-width-percent:0;mso-height-percent:0;mso-wrap-distance-left:9pt;mso-wrap-distance-top:0;mso-wrap-distance-right:9pt;mso-wrap-distance-bottom:0;mso-position-horizontal:absolute;mso-position-horizontal-relative:text;mso-position-vertical:absolute;mso-position-vertical-relative:text;mso-width-percent:0;mso-height-percent:0;mso-width-relative:margin;mso-height-relative:margin;v-text-anchor:middle" o:gfxdata="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" fillcolor="#4472c4 [3204]" strokecolor="#1f3763 [1604]" strokeweight="1pt">
+                <v:textbox>
+                  <w:txbxContent>
+                    <w:p>
+                      <w:pPr>
+                        <w:jc w:val="center"/>
+                        <w:rPr>
+                          <w:rFonts w:ascii="Arial" w:hAnsi="Arial" w:cs="Arial"/>
+                          <w:sz w:val="18"/>
+                          <w:szCs w:val="18"/>
+                        </w:rPr>
+                      </w:pPr>
+                      <w:r>
+                        <w:rPr>
+                          <w:rFonts w:ascii="Arial" w:hAnsi="Arial" w:cs="Arial"/>
+                          <w:sz w:val="18"/>
+                          <w:szCs w:val="18"/>
+                        </w:rPr>
+                        <w:t>Check Transaction Type &amp; Schema</w:t>
+                      </w:r>
+                    </w:p>
+                  </w:txbxContent>
+                </v:textbox>
+              </v:shape>
+            </w:pict>
+          </mc:Fallback>
+        </mc:AlternateContent>
+      </w:r>
+      <w:r>
+        <w:rPr>
+          <w:rFonts w:ascii="Arial" w:hAnsi="Arial" w:cs="Arial"/>
+          <w:noProof/>
+          <w:sz w:val="24"/>
+          <w:szCs w:val="24"/>
+        </w:rPr>
+        <mc:AlternateContent>
+          <mc:Choice Requires="wps">
+            <w:drawing>
+              <wp:anchor distT="45720" distB="45720" distL="114300" distR="114300" simplePos="0" relativeHeight="251859968" behindDoc="0" locked="0" layoutInCell="1" allowOverlap="1" wp14:anchorId="6C780B8A" wp14:editId="545FA2C5">
+                <wp:simplePos x="0" y="0"/>
+                <wp:positionH relativeFrom="column">
+                  <wp:posOffset>2600325</wp:posOffset>
+                </wp:positionH>
+                <wp:positionV relativeFrom="paragraph">
+                  <wp:posOffset>267335</wp:posOffset>
+                </wp:positionV>
+                <wp:extent cx="439420" cy="307975"/>
+                <wp:effectExtent l="0" t="0" r="0" b="0"/>
+                <wp:wrapSquare wrapText="bothSides"/>
+                <wp:docPr id="297" name="Text Box 2"/>
+                <wp:cNvGraphicFramePr>
+                  <a:graphicFrameLocks xmlns:a="http://schemas.openxmlformats.org/drawingml/2006/main"/>
+                </wp:cNvGraphicFramePr>
+                <a:graphic xmlns:a="http://schemas.openxmlformats.org/drawingml/2006/main">
+                  <a:graphicData uri="http://schemas.microsoft.com/office/word/2010/wordprocessingShape">
+                    <wps:wsp>
+                      <wps:cNvSpPr txBox="1">
+                        <a:spLocks noChangeArrowheads="1"/>
+                      </wps:cNvSpPr>
+                      <wps:spPr bwMode="auto">
+                        <a:xfrm flipH="1">
+                          <a:off x="0" y="0"/>
+                          <a:ext cx="439420" cy="307975"/>
+                        </a:xfrm>
+                        <a:prstGeom prst="rect">
+                          <a:avLst/>
+                        </a:prstGeom>
+                        <a:solidFill>
+                          <a:srgbClr val="FFFFFF"/>
+                        </a:solidFill>
+                        <a:ln w="9525">
+                          <a:noFill/>
+                          <a:miter lim="800000"/>
+                          <a:headEnd/>
+                          <a:tailEnd/>
+                        </a:ln>
+                      </wps:spPr>
+                      <wps:txbx>
+                        <w:txbxContent>
+                          <w:p>
+                            <w:pPr>
+                              <w:rPr>
+                                <w:rFonts w:ascii="Arial" w:hAnsi="Arial" w:cs="Arial"/>
+                                <w:color w:val="FFFFFF" w:themeColor="background1"/>
+                                <w:sz w:val="18"/>
+                                <w:szCs w:val="18"/>
+                              </w:rPr>
+                            </w:pPr>
+                            <w:r>
+                              <w:rPr>
+                                <w:rFonts w:ascii="Arial" w:hAnsi="Arial" w:cs="Arial"/>
+                                <w:sz w:val="18"/>
+                                <w:szCs w:val="18"/>
+                              </w:rPr>
+                              <w:t>Yes</w:t>
+                            </w:r>
+                          </w:p>
+                        </w:txbxContent>
+                      </wps:txbx>
+                      <wps:bodyPr rot="0" vert="horz" wrap="square" lIns="91440" tIns="45720" rIns="91440" bIns="45720" anchor="t" anchorCtr="0">
+                        <a:noAutofit/>
+                      </wps:bodyPr>
+                    </wps:wsp>
+                  </a:graphicData>
+                </a:graphic>
+                <wp14:sizeRelH relativeFrom="margin">
+                  <wp14:pctWidth>0</wp14:pctWidth>
+                </wp14:sizeRelH>
+                <wp14:sizeRelV relativeFrom="margin">
+                  <wp14:pctHeight>0</wp14:pctHeight>
+                </wp14:sizeRelV>
+              </wp:anchor>
+            </w:drawing>
+          </mc:Choice>
+          <mc:Fallback>
+            <w:pict>
+              <v:shape w14:anchorId="6C780B8A" id="_x0000_s1091" type="#_x0000_t202" style="position:absolute;margin-left:204.75pt;margin-top:21.05pt;width:34.6pt;height:24.25pt;flip:x;z-index:251859968;visibility:visible;mso-wrap-style:square;mso-width-percent:0;mso-height-percent:0;mso-wrap-distance-left:9pt;mso-wrap-distance-top:3.6pt;mso-wrap-distance-right:9pt;mso-wrap-distance-bottom:3.6pt;mso-position-horizontal:absolute;mso-position-horizontal-relative:text;mso-position-vertical:absolute;mso-position-vertical-relative:text;mso-width-percent:0;mso-height-percent:0;mso-width-relative:margin;mso-height-relative:margin;v-text-anchor:top" o:gfxdata="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" stroked="f">
+                <v:textbox>
+                  <w:txbxContent>
+                    <w:p>
+                      <w:pPr>
+                        <w:rPr>
+                          <w:rFonts w:ascii="Arial" w:hAnsi="Arial" w:cs="Arial"/>
+                          <w:color w:val="FFFFFF" w:themeColor="background1"/>
+                          <w:sz w:val="18"/>
+                          <w:szCs w:val="18"/>
+                        </w:rPr>
+                      </w:pPr>
+                      <w:r>
+                        <w:rPr>
+                          <w:rFonts w:ascii="Arial" w:hAnsi="Arial" w:cs="Arial"/>
+                          <w:sz w:val="18"/>
+                          <w:szCs w:val="18"/>
+                        </w:rPr>
+                        <w:t>Yes</w:t>
+                      </w:r>
+                    </w:p>
+                  </w:txbxContent>
+                </v:textbox>
+                <w10:wrap type="square"/>
+              </v:shape>
+            </w:pict>
+          </mc:Fallback>
+        </mc:AlternateContent>
+      </w:r>
+    </w:p>
+    <w:p>
+      <w:r>
+        <w:rPr>
+          <w:rFonts w:ascii="Arial" w:hAnsi="Arial" w:cs="Arial"/>
+          <w:noProof/>
+          <w:sz w:val="24"/>
+          <w:szCs w:val="24"/>
+        </w:rPr>
+        <mc:AlternateContent>
+          <mc:Choice Requires="wps">
+            <w:drawing>
+              <wp:anchor distT="45720" distB="45720" distL="114300" distR="114300" simplePos="0" relativeHeight="251860992" behindDoc="0" locked="0" layoutInCell="1" allowOverlap="1" wp14:anchorId="73F4404C" wp14:editId="7C53908D">
+                <wp:simplePos x="0" y="0"/>
+                <wp:positionH relativeFrom="column">
+                  <wp:posOffset>638810</wp:posOffset>
+                </wp:positionH>
+                <wp:positionV relativeFrom="paragraph">
+                  <wp:posOffset>88900</wp:posOffset>
+                </wp:positionV>
+                <wp:extent cx="450850" cy="236855"/>
+                <wp:effectExtent l="0" t="0" r="6350" b="0"/>
+                <wp:wrapSquare wrapText="bothSides"/>
+                <wp:docPr id="298" name="Text Box 2"/>
+                <wp:cNvGraphicFramePr>
+                  <a:graphicFrameLocks xmlns:a="http://schemas.openxmlformats.org/drawingml/2006/main"/>
+                </wp:cNvGraphicFramePr>
+                <a:graphic xmlns:a="http://schemas.openxmlformats.org/drawingml/2006/main">
+                  <a:graphicData uri="http://schemas.microsoft.com/office/word/2010/wordprocessingShape">
+                    <wps:wsp>
+                      <wps:cNvSpPr txBox="1">
+                        <a:spLocks noChangeArrowheads="1"/>
+                      </wps:cNvSpPr>
+                      <wps:spPr bwMode="auto">
+                        <a:xfrm>
+                          <a:off x="0" y="0"/>
+                          <a:ext cx="450850" cy="236855"/>
+                        </a:xfrm>
+                        <a:prstGeom prst="rect">
+                          <a:avLst/>
+                        </a:prstGeom>
+                        <a:solidFill>
+                          <a:srgbClr val="FFFFFF"/>
+                        </a:solidFill>
+                        <a:ln w="9525">
+                          <a:noFill/>
+                          <a:miter lim="800000"/>
+                          <a:headEnd/>
+                          <a:tailEnd/>
+                        </a:ln>
+                      </wps:spPr>
+                      <wps:txbx>
+                        <w:txbxContent>
+                          <w:p>
+                            <w:pPr>
+                              <w:rPr>
+                                <w:rFonts w:ascii="Arial" w:hAnsi="Arial" w:cs="Arial"/>
+                                <w:color w:val="FFFFFF" w:themeColor="background1"/>
+                                <w:sz w:val="18"/>
+                                <w:szCs w:val="18"/>
+                              </w:rPr>
+                            </w:pPr>
+                            <w:r>
+                              <w:rPr>
+                                <w:rFonts w:ascii="Arial" w:hAnsi="Arial" w:cs="Arial"/>
+                                <w:sz w:val="18"/>
+                                <w:szCs w:val="18"/>
+                              </w:rPr>
+                              <w:t>No</w:t>
+                            </w:r>
+                          </w:p>
+                        </w:txbxContent>
+                      </wps:txbx>
+                      <wps:bodyPr rot="0" vert="horz" wrap="square" lIns="91440" tIns="45720" rIns="91440" bIns="45720" anchor="t" anchorCtr="0">
+                        <a:noAutofit/>
+                      </wps:bodyPr>
+                    </wps:wsp>
+                  </a:graphicData>
+                </a:graphic>
+                <wp14:sizeRelH relativeFrom="margin">
+                  <wp14:pctWidth>0</wp14:pctWidth>
+                </wp14:sizeRelH>
+                <wp14:sizeRelV relativeFrom="margin">
+                  <wp14:pctHeight>0</wp14:pctHeight>
+                </wp14:sizeRelV>
+              </wp:anchor>
+            </w:drawing>
+          </mc:Choice>
+          <mc:Fallback>
+            <w:pict>
+              <v:shape w14:anchorId="73F4404C" id="_x0000_s1092" type="#_x0000_t202" style="position:absolute;margin-left:50.3pt;margin-top:7pt;width:35.5pt;height:18.65pt;z-index:251860992;visibility:visible;mso-wrap-style:square;mso-width-percent:0;mso-height-percent:0;mso-wrap-distance-left:9pt;mso-wrap-distance-top:3.6pt;mso-wrap-distance-right:9pt;mso-wrap-distance-bottom:3.6pt;mso-position-horizontal:absolute;mso-position-horizontal-relative:text;mso-position-vertical:absolute;mso-position-vertical-relative:text;mso-width-percent:0;mso-height-percent:0;mso-width-relative:margin;mso-height-relative:margin;v-text-anchor:top" o:gfxdata="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" stroked="f">
+                <v:textbox>
+                  <w:txbxContent>
+                    <w:p>
+                      <w:pPr>
+                        <w:rPr>
+                          <w:rFonts w:ascii="Arial" w:hAnsi="Arial" w:cs="Arial"/>
+                          <w:color w:val="FFFFFF" w:themeColor="background1"/>
+                          <w:sz w:val="18"/>
+                          <w:szCs w:val="18"/>
+                        </w:rPr>
+                      </w:pPr>
+                      <w:r>
+                        <w:rPr>
+                          <w:rFonts w:ascii="Arial" w:hAnsi="Arial" w:cs="Arial"/>
+                          <w:sz w:val="18"/>
+                          <w:szCs w:val="18"/>
+                        </w:rPr>
+                        <w:t>No</w:t>
+                      </w:r>
+                    </w:p>
+                  </w:txbxContent>
+                </v:textbox>
+                <w10:wrap type="square"/>
+              </v:shape>
+            </w:pict>
+          </mc:Fallback>
+        </mc:AlternateContent>
+      </w:r>
+    </w:p>
+    <w:p>
+      <w:r>
+        <w:rPr>
+          <w:noProof/>
+        </w:rPr>
+        <mc:AlternateContent>
+          <mc:Choice Requires="wps">
+            <w:drawing>
+              <wp:anchor distT="0" distB="0" distL="114300" distR="114300" simplePos="0" relativeHeight="251868160" behindDoc="0" locked="0" layoutInCell="1" allowOverlap="1" wp14:anchorId="2CDD759F" wp14:editId="46F62D1A">
+                <wp:simplePos x="0" y="0"/>
+                <wp:positionH relativeFrom="column">
+                  <wp:posOffset>227965</wp:posOffset>
+                </wp:positionH>
+                <wp:positionV relativeFrom="paragraph">
+                  <wp:posOffset>45720</wp:posOffset>
+                </wp:positionV>
+                <wp:extent cx="1400175" cy="9525"/>
+                <wp:effectExtent l="0" t="0" r="28575" b="28575"/>
+                <wp:wrapNone/>
+                <wp:docPr id="299" name="Straight Connector 299"/>
+                <wp:cNvGraphicFramePr/>
+                <a:graphic xmlns:a="http://schemas.openxmlformats.org/drawingml/2006/main">
+                  <a:graphicData uri="http://schemas.microsoft.com/office/word/2010/wordprocessingShape">
+                    <wps:wsp>
+                      <wps:cNvCnPr/>
+                      <wps:spPr>
+                        <a:xfrm flipH="1">
+                          <a:off x="0" y="0"/>
+                          <a:ext cx="1400175" cy="9525"/>
+                        </a:xfrm>
+                        <a:prstGeom prst="line">
+                          <a:avLst/>
+                        </a:prstGeom>
+                      </wps:spPr>
+                      <wps:style>
+                        <a:lnRef idx="1">
+                          <a:schemeClr val="accent1"/>
+                        </a:lnRef>
+                        <a:fillRef idx="0">
+                          <a:schemeClr val="accent1"/>
+                        </a:fillRef>
+                        <a:effectRef idx="0">
+                          <a:schemeClr val="accent1"/>
+                        </a:effectRef>
+                        <a:fontRef idx="minor">
+                          <a:schemeClr val="tx1"/>
+                        </a:fontRef>
+                      </wps:style>
+                      <wps:bodyPr/>
+                    </wps:wsp>
+                  </a:graphicData>
+                </a:graphic>
+                <wp14:sizeRelH relativeFrom="margin">
+                  <wp14:pctWidth>0</wp14:pctWidth>
+                </wp14:sizeRelH>
+                <wp14:sizeRelV relativeFrom="margin">
+                  <wp14:pctHeight>0</wp14:pctHeight>
+                </wp14:sizeRelV>
+              </wp:anchor>
+            </w:drawing>
+          </mc:Choice>
+          <mc:Fallback>
+            <w:pict>
+              <v:line w14:anchorId="23FC0863" id="Straight Connector 299" o:spid="_x0000_s1026" style="position:absolute;flip:x;z-index:251868160;visibility:visible;mso-wrap-style:square;mso-width-percent:0;mso-height-percent:0;mso-wrap-distance-left:9pt;mso-wrap-distance-top:0;mso-wrap-distance-right:9pt;mso-wrap-distance-bottom:0;mso-position-horizontal:absolute;mso-position-horizontal-relative:text;mso-position-vertical:absolute;mso-position-vertical-relative:text;mso-width-percent:0;mso-height-percent:0;mso-width-relative:margin;mso-height-relative:margin" from="17.95pt,3.6pt" to="128.2pt,4.35pt" o:gfxdata="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" strokecolor="#4472c4 [3204]" strokeweight=".5pt">
+                <v:stroke joinstyle="miter"/>
+              </v:line>
+            </w:pict>
+          </mc:Fallback>
+        </mc:AlternateContent>
+      </w:r>
+    </w:p>
+    <w:p>
+      <w:r>
+        <w:rPr>
+          <w:noProof/>
+        </w:rPr>
+        <mc:AlternateContent>
+          <mc:Choice Requires="wps">
+            <w:drawing>
+              <wp:anchor distT="0" distB="0" distL="114300" distR="114300" simplePos="0" relativeHeight="251866112" behindDoc="0" locked="0" layoutInCell="1" allowOverlap="1" wp14:anchorId="6D2D1E34" wp14:editId="76EC8FF9">
+                <wp:simplePos x="0" y="0"/>
+                <wp:positionH relativeFrom="margin">
+                  <wp:posOffset>2543175</wp:posOffset>
+                </wp:positionH>
+                <wp:positionV relativeFrom="paragraph">
+                  <wp:posOffset>65405</wp:posOffset>
+                </wp:positionV>
+                <wp:extent cx="0" cy="391795"/>
+                <wp:effectExtent l="76200" t="0" r="57150" b="65405"/>
+                <wp:wrapNone/>
+                <wp:docPr id="300" name="Straight Arrow Connector 300"/>
+                <wp:cNvGraphicFramePr/>
+                <a:graphic xmlns:a="http://schemas.openxmlformats.org/drawingml/2006/main">
+                  <a:graphicData uri="http://schemas.microsoft.com/office/word/2010/wordprocessingShape">
+                    <wps:wsp>
+                      <wps:cNvCnPr/>
+                      <wps:spPr>
+                        <a:xfrm>
+                          <a:off x="0" y="0"/>
+                          <a:ext cx="0" cy="391795"/>
+                        </a:xfrm>
+                        <a:prstGeom prst="straightConnector1">
+                          <a:avLst/>
+                        </a:prstGeom>
+                        <a:ln>
+                          <a:tailEnd type="triangle"/>
+                        </a:ln>
+                      </wps:spPr>
+                      <wps:style>
+                        <a:lnRef idx="1">
+                          <a:schemeClr val="accent1"/>
+                        </a:lnRef>
+                        <a:fillRef idx="0">
+                          <a:schemeClr val="accent1"/>
+                        </a:fillRef>
+                        <a:effectRef idx="0">
+                          <a:schemeClr val="accent1"/>
+                        </a:effectRef>
+                        <a:fontRef idx="minor">
+                          <a:schemeClr val="tx1"/>
+                        </a:fontRef>
+                      </wps:style>
+                      <wps:bodyPr/>
+                    </wps:wsp>
+                  </a:graphicData>
+                </a:graphic>
+                <wp14:sizeRelH relativeFrom="margin">
+                  <wp14:pctWidth>0</wp14:pctWidth>
+                </wp14:sizeRelH>
+                <wp14:sizeRelV relativeFrom="margin">
+                  <wp14:pctHeight>0</wp14:pctHeight>
+                </wp14:sizeRelV>
+              </wp:anchor>
+            </w:drawing>
+          </mc:Choice>
+          <mc:Fallback>
+            <w:pict>
+              <v:shape w14:anchorId="73966EF5" id="Straight Arrow Connector 300" o:spid="_x0000_s1026" type="#_x0000_t32" style="position:absolute;margin-left:200.25pt;margin-top:5.15pt;width:0;height:30.85pt;z-index:251866112;visibility:visible;mso-wrap-style:square;mso-width-percent:0;mso-height-percent:0;mso-wrap-distance-left:9pt;mso-wrap-distance-top:0;mso-wrap-distance-right:9pt;mso-wrap-distance-bottom:0;mso-position-horizontal:absolute;mso-position-horizontal-relative:margin;mso-position-vertical:absolute;mso-position-vertical-relative:text;mso-width-percent:0;mso-height-percent:0;mso-width-relative:margin;mso-height-relative:margin" o:gfxdata="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" strokecolor="#4472c4 [3204]" strokeweight=".5pt">
+                <v:stroke endarrow="block" joinstyle="miter"/>
+                <w10:wrap anchorx="margin"/>
+              </v:shape>
+            </w:pict>
+          </mc:Fallback>
+        </mc:AlternateContent>
+      </w:r>
+      <w:r>
+        <w:rPr>
+          <w:rFonts w:ascii="Arial" w:hAnsi="Arial" w:cs="Arial"/>
+          <w:noProof/>
+          <w:sz w:val="24"/>
+          <w:szCs w:val="24"/>
+        </w:rPr>
+        <mc:AlternateContent>
+          <mc:Choice Requires="wps">
+            <w:drawing>
+              <wp:anchor distT="45720" distB="45720" distL="114300" distR="114300" simplePos="0" relativeHeight="251865088" behindDoc="0" locked="0" layoutInCell="1" allowOverlap="1" wp14:anchorId="6C5C30A0" wp14:editId="27C25CFE">
+                <wp:simplePos x="0" y="0"/>
+                <wp:positionH relativeFrom="column">
+                  <wp:posOffset>2553335</wp:posOffset>
+                </wp:positionH>
+                <wp:positionV relativeFrom="paragraph">
+                  <wp:posOffset>165100</wp:posOffset>
+                </wp:positionV>
+                <wp:extent cx="439420" cy="307975"/>
+                <wp:effectExtent l="0" t="0" r="0" b="0"/>
+                <wp:wrapSquare wrapText="bothSides"/>
+                <wp:docPr id="301" name="Text Box 2"/>
+                <wp:cNvGraphicFramePr>
+                  <a:graphicFrameLocks xmlns:a="http://schemas.openxmlformats.org/drawingml/2006/main"/>
+                </wp:cNvGraphicFramePr>
+                <a:graphic xmlns:a="http://schemas.openxmlformats.org/drawingml/2006/main">
+                  <a:graphicData uri="http://schemas.microsoft.com/office/word/2010/wordprocessingShape">
+                    <wps:wsp>
+                      <wps:cNvSpPr txBox="1">
+                        <a:spLocks noChangeArrowheads="1"/>
+                      </wps:cNvSpPr>
+                      <wps:spPr bwMode="auto">
+                        <a:xfrm flipH="1">
+                          <a:off x="0" y="0"/>
+                          <a:ext cx="439420" cy="307975"/>
+                        </a:xfrm>
+                        <a:prstGeom prst="rect">
+                          <a:avLst/>
+                        </a:prstGeom>
+                        <a:solidFill>
+                          <a:srgbClr val="FFFFFF"/>
+                        </a:solidFill>
+                        <a:ln w="9525">
+                          <a:noFill/>
+                          <a:miter lim="800000"/>
+                          <a:headEnd/>
+                          <a:tailEnd/>
+                        </a:ln>
+                      </wps:spPr>
+                      <wps:txbx>
+                        <w:txbxContent>
+                          <w:p>
+                            <w:pPr>
+                              <w:rPr>
+                                <w:rFonts w:ascii="Arial" w:hAnsi="Arial" w:cs="Arial"/>
+                                <w:color w:val="FFFFFF" w:themeColor="background1"/>
+                                <w:sz w:val="18"/>
+                                <w:szCs w:val="18"/>
+                              </w:rPr>
+                            </w:pPr>
+                            <w:r>
+                              <w:rPr>
+                                <w:rFonts w:ascii="Arial" w:hAnsi="Arial" w:cs="Arial"/>
+                                <w:sz w:val="18"/>
+                                <w:szCs w:val="18"/>
+                              </w:rPr>
+                              <w:t>Yes</w:t>
+                            </w:r>
+                          </w:p>
+                        </w:txbxContent>
+                      </wps:txbx>
+                      <wps:bodyPr rot="0" vert="horz" wrap="square" lIns="91440" tIns="45720" rIns="91440" bIns="45720" anchor="t" anchorCtr="0">
+                        <a:noAutofit/>
+                      </wps:bodyPr>
+                    </wps:wsp>
+                  </a:graphicData>
+                </a:graphic>
+                <wp14:sizeRelH relativeFrom="margin">
+                  <wp14:pctWidth>0</wp14:pctWidth>
+                </wp14:sizeRelH>
+                <wp14:sizeRelV relativeFrom="margin">
+                  <wp14:pctHeight>0</wp14:pctHeight>
+                </wp14:sizeRelV>
+              </wp:anchor>
+            </w:drawing>
+          </mc:Choice>
+          <mc:Fallback>
+            <w:pict>
+              <v:shape w14:anchorId="6C5C30A0" id="_x0000_s1093" type="#_x0000_t202" style="position:absolute;margin-left:201.05pt;margin-top:13pt;width:34.6pt;height:24.25pt;flip:x;z-index:251865088;visibility:visible;mso-wrap-style:square;mso-width-percent:0;mso-height-percent:0;mso-wrap-distance-left:9pt;mso-wrap-distance-top:3.6pt;mso-wrap-distance-right:9pt;mso-wrap-distance-bottom:3.6pt;mso-position-horizontal:absolute;mso-position-horizontal-relative:text;mso-position-vertical:absolute;mso-position-vertical-relative:text;mso-width-percent:0;mso-height-percent:0;mso-width-relative:margin;mso-height-relative:margin;v-text-anchor:top" o:gfxdata="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" stroked="f">
+                <v:textbox>
+                  <w:txbxContent>
+                    <w:p>
+                      <w:pPr>
+                        <w:rPr>
+                          <w:rFonts w:ascii="Arial" w:hAnsi="Arial" w:cs="Arial"/>
+                          <w:color w:val="FFFFFF" w:themeColor="background1"/>
+                          <w:sz w:val="18"/>
+                          <w:szCs w:val="18"/>
+                        </w:rPr>
+                      </w:pPr>
+                      <w:r>
+                        <w:rPr>
+                          <w:rFonts w:ascii="Arial" w:hAnsi="Arial" w:cs="Arial"/>
+                          <w:sz w:val="18"/>
+                          <w:szCs w:val="18"/>
+                        </w:rPr>
+                        <w:t>Yes</w:t>
+                      </w:r>
+                    </w:p>
+                  </w:txbxContent>
+                </v:textbox>
+                <w10:wrap type="square"/>
+              </v:shape>
+            </w:pict>
+          </mc:Fallback>
+        </mc:AlternateContent>
+      </w:r>
+    </w:p>
+    <w:p>
+      <w:r>
+        <w:rPr>
+          <w:rFonts w:ascii="Arial" w:hAnsi="Arial" w:cs="Arial"/>
+          <w:noProof/>
+          <w:sz w:val="24"/>
+          <w:szCs w:val="24"/>
+        </w:rPr>
+        <mc:AlternateContent>
+          <mc:Choice Requires="wps">
+            <w:drawing>
+              <wp:anchor distT="0" distB="0" distL="114300" distR="114300" simplePos="0" relativeHeight="251856896" behindDoc="0" locked="0" layoutInCell="1" allowOverlap="1" wp14:anchorId="66764148" wp14:editId="61B34C28">
+                <wp:simplePos x="0" y="0"/>
+                <wp:positionH relativeFrom="margin">
+                  <wp:posOffset>1304925</wp:posOffset>
+                </wp:positionH>
+                <wp:positionV relativeFrom="paragraph">
+                  <wp:posOffset>198120</wp:posOffset>
+                </wp:positionV>
+                <wp:extent cx="2481580" cy="266700"/>
+                <wp:effectExtent l="0" t="0" r="13970" b="19050"/>
+                <wp:wrapNone/>
+                <wp:docPr id="302" name="Rectangle: Rounded Corners 302"/>
+                <wp:cNvGraphicFramePr/>
+                <a:graphic xmlns:a="http://schemas.openxmlformats.org/drawingml/2006/main">
+                  <a:graphicData uri="http://schemas.microsoft.com/office/word/2010/wordprocessingShape">
+                    <wps:wsp>
+                      <wps:cNvSpPr/>
+                      <wps:spPr>
+                        <a:xfrm>
+                          <a:off x="0" y="0"/>
+                          <a:ext cx="2481580" cy="266700"/>
+                        </a:xfrm>
+                        <a:prstGeom prst="roundRect">
+                          <a:avLst/>
+                        </a:prstGeom>
+                      </wps:spPr>
+                      <wps:style>
+                        <a:lnRef idx="2">
+                          <a:schemeClr val="accent1">
+                            <a:shade val="50000"/>
+                          </a:schemeClr>
+                        </a:lnRef>
+                        <a:fillRef idx="1">
+                          <a:schemeClr val="accent1"/>
+                        </a:fillRef>
+                        <a:effectRef idx="0">
+                          <a:schemeClr val="accent1"/>
+                        </a:effectRef>
+                        <a:fontRef idx="minor">
+                          <a:schemeClr val="lt1"/>
+                        </a:fontRef>
+                      </wps:style>
+                      <wps:txbx>
+                        <w:txbxContent>
+                          <w:p>
+                            <w:pPr>
+                              <w:jc w:val="center"/>
+                              <w:rPr>
+                                <w:rFonts w:ascii="Arial" w:hAnsi="Arial" w:cs="Arial"/>
+                                <w:sz w:val="18"/>
+                                <w:szCs w:val="18"/>
+                              </w:rPr>
+                            </w:pPr>
+                            <w:r>
+                              <w:rPr>
+                                <w:rFonts w:ascii="Arial" w:hAnsi="Arial" w:cs="Arial"/>
+                                <w:sz w:val="18"/>
+                                <w:szCs w:val="18"/>
+                              </w:rPr>
+                              <w:t xml:space="preserve">Apply the logic and generate the EPC </w:t>
+                            </w:r>
+                          </w:p>
+                        </w:txbxContent>
+                      </wps:txbx>
+                      <wps:bodyPr rot="0" spcFirstLastPara="0" vertOverflow="overflow" horzOverflow="overflow" vert="horz" wrap="square" lIns="91440" tIns="45720" rIns="91440" bIns="45720" numCol="1" spcCol="0" rtlCol="0" fromWordArt="0" anchor="ctr" anchorCtr="0" forceAA="0" compatLnSpc="1">
+                        <a:prstTxWarp prst="textNoShape">
+                          <a:avLst/>
+                        </a:prstTxWarp>
+                        <a:noAutofit/>
+                      </wps:bodyPr>
+                    </wps:wsp>
+                  </a:graphicData>
+                </a:graphic>
+                <wp14:sizeRelH relativeFrom="margin">
+                  <wp14:pctWidth>0</wp14:pctWidth>
+                </wp14:sizeRelH>
+                <wp14:sizeRelV relativeFrom="margin">
+                  <wp14:pctHeight>0</wp14:pctHeight>
+                </wp14:sizeRelV>
+              </wp:anchor>
+            </w:drawing>
+          </mc:Choice>
+          <mc:Fallback>
+            <w:pict>
+              <v:roundrect w14:anchorId="66764148" id="Rectangle: Rounded Corners 302" o:spid="_x0000_s1094" style="position:absolute;margin-left:102.75pt;margin-top:15.6pt;width:195.4pt;height:21pt;z-index:251856896;visibility:visible;mso-wrap-style:square;mso-width-percent:0;mso-height-percent:0;mso-wrap-distance-left:9pt;mso-wrap-distance-top:0;mso-wrap-distance-right:9pt;mso-wrap-distance-bottom:0;mso-position-horizontal:absolute;mso-position-horizontal-relative:margin;mso-position-vertical:absolute;mso-position-vertical-relative:text;mso-width-percent:0;mso-height-percent:0;mso-width-relative:margin;mso-height-relative:margin;v-text-anchor:middle" arcsize="10923f" o:gfxdata="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" fillcolor="#4472c4 [3204]" strokecolor="#1f3763 [1604]" strokeweight="1pt">
+                <v:stroke joinstyle="miter"/>
+                <v:textbox>
+                  <w:txbxContent>
+                    <w:p>
+                      <w:pPr>
+                        <w:jc w:val="center"/>
+                        <w:rPr>
+                          <w:rFonts w:ascii="Arial" w:hAnsi="Arial" w:cs="Arial"/>
+                          <w:sz w:val="18"/>
+                          <w:szCs w:val="18"/>
+                        </w:rPr>
+                      </w:pPr>
+                      <w:r>
+                        <w:rPr>
+                          <w:rFonts w:ascii="Arial" w:hAnsi="Arial" w:cs="Arial"/>
+                          <w:sz w:val="18"/>
+                          <w:szCs w:val="18"/>
+                        </w:rPr>
+                        <w:t xml:space="preserve">Apply the logic and generate the EPC </w:t>
+                      </w:r>
+                    </w:p>
+                  </w:txbxContent>
+                </v:textbox>
+                <w10:wrap anchorx="margin"/>
+              </v:roundrect>
+            </w:pict>
+          </mc:Fallback>
+        </mc:AlternateContent>
+      </w:r>
+    </w:p>
+    <w:p>
+      <w:r>
+        <w:rPr>
+          <w:noProof/>
+        </w:rPr>
+        <mc:AlternateContent>
+          <mc:Choice Requires="wps">
+            <w:drawing>
+              <wp:anchor distT="0" distB="0" distL="114300" distR="114300" simplePos="0" relativeHeight="251870208" behindDoc="0" locked="0" layoutInCell="1" allowOverlap="1" wp14:anchorId="367D950A" wp14:editId="0ACB79CD">
+                <wp:simplePos x="0" y="0"/>
+                <wp:positionH relativeFrom="column">
+                  <wp:posOffset>2543175</wp:posOffset>
+                </wp:positionH>
+                <wp:positionV relativeFrom="paragraph">
+                  <wp:posOffset>184785</wp:posOffset>
+                </wp:positionV>
+                <wp:extent cx="0" cy="276225"/>
+                <wp:effectExtent l="76200" t="0" r="57150" b="47625"/>
+                <wp:wrapNone/>
+                <wp:docPr id="303" name="Straight Arrow Connector 303"/>
+                <wp:cNvGraphicFramePr/>
+                <a:graphic xmlns:a="http://schemas.openxmlformats.org/drawingml/2006/main">
+                  <a:graphicData uri="http://schemas.microsoft.com/office/word/2010/wordprocessingShape">
+                    <wps:wsp>
+                      <wps:cNvCnPr/>
+                      <wps:spPr>
+                        <a:xfrm>
+                          <a:off x="0" y="0"/>
+                          <a:ext cx="0" cy="276225"/>
+                        </a:xfrm>
+                        <a:prstGeom prst="straightConnector1">
+                          <a:avLst/>
+                        </a:prstGeom>
+                        <a:ln>
+                          <a:tailEnd type="triangle"/>
+                        </a:ln>
+                      </wps:spPr>
+                      <wps:style>
+                        <a:lnRef idx="1">
+                          <a:schemeClr val="accent1"/>
+                        </a:lnRef>
+                        <a:fillRef idx="0">
+                          <a:schemeClr val="accent1"/>
+                        </a:fillRef>
+                        <a:effectRef idx="0">
+                          <a:schemeClr val="accent1"/>
+                        </a:effectRef>
+                        <a:fontRef idx="minor">
+                          <a:schemeClr val="tx1"/>
+                        </a:fontRef>
+                      </wps:style>
+                      <wps:bodyPr/>
+                    </wps:wsp>
+                  </a:graphicData>
+                </a:graphic>
+              </wp:anchor>
+            </w:drawing>
+          </mc:Choice>
+          <mc:Fallback>
+            <w:pict>
+              <v:shape w14:anchorId="03362B36" id="Straight Arrow Connector 303" o:spid="_x0000_s1026" type="#_x0000_t32" style="position:absolute;margin-left:200.25pt;margin-top:14.55pt;width:0;height:21.75pt;z-index:251870208;visibility:visible;mso-wrap-style:square;mso-wrap-distance-left:9pt;mso-wrap-distance-top:0;mso-wrap-distance-right:9pt;mso-wrap-distance-bottom:0;mso-position-horizontal:absolute;mso-position-horizontal-relative:text;mso-position-vertical:absolute;mso-position-vertical-relative:text" o:gfxdata="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" strokecolor="#4472c4 [3204]" strokeweight=".5pt">
+                <v:stroke endarrow="block" joinstyle="miter"/>
+              </v:shape>
+            </w:pict>
+          </mc:Fallback>
+        </mc:AlternateContent>
+      </w:r>
+    </w:p>
+    <w:p>
+      <w:r>
+        <w:rPr>
+          <w:rFonts w:ascii="Arial" w:hAnsi="Arial" w:cs="Arial"/>
+          <w:noProof/>
+          <w:sz w:val="24"/>
+          <w:szCs w:val="24"/>
+        </w:rPr>
+        <mc:AlternateContent>
+          <mc:Choice Requires="wps">
+            <w:drawing>
+              <wp:anchor distT="0" distB="0" distL="114300" distR="114300" simplePos="0" relativeHeight="251863040" behindDoc="0" locked="0" layoutInCell="1" allowOverlap="1" wp14:anchorId="3B0C66CB" wp14:editId="65D051DC">
+                <wp:simplePos x="0" y="0"/>
+                <wp:positionH relativeFrom="margin">
+                  <wp:posOffset>1114425</wp:posOffset>
+                </wp:positionH>
+                <wp:positionV relativeFrom="paragraph">
+                  <wp:posOffset>160655</wp:posOffset>
+                </wp:positionV>
+                <wp:extent cx="2886075" cy="257175"/>
+                <wp:effectExtent l="0" t="0" r="28575" b="28575"/>
+                <wp:wrapNone/>
+                <wp:docPr id="304" name="Rectangle: Rounded Corners 304"/>
+                <wp:cNvGraphicFramePr/>
+                <a:graphic xmlns:a="http://schemas.openxmlformats.org/drawingml/2006/main">
+                  <a:graphicData uri="http://schemas.microsoft.com/office/word/2010/wordprocessingShape">
+                    <wps:wsp>
+                      <wps:cNvSpPr/>
+                      <wps:spPr>
+                        <a:xfrm>
+                          <a:off x="0" y="0"/>
+                          <a:ext cx="2886075" cy="257175"/>
+                        </a:xfrm>
+                        <a:prstGeom prst="roundRect">
+                          <a:avLst/>
+                        </a:prstGeom>
+                      </wps:spPr>
+                      <wps:style>
+                        <a:lnRef idx="2">
+                          <a:schemeClr val="accent1">
+                            <a:shade val="50000"/>
+                          </a:schemeClr>
+                        </a:lnRef>
+                        <a:fillRef idx="1">
+                          <a:schemeClr val="accent1"/>
+                        </a:fillRef>
+                        <a:effectRef idx="0">
+                          <a:schemeClr val="accent1"/>
+                        </a:effectRef>
+                        <a:fontRef idx="minor">
+                          <a:schemeClr val="lt1"/>
+                        </a:fontRef>
+                      </wps:style>
+                      <wps:txbx>
+                        <w:txbxContent>
+                          <w:p>
+                            <w:pPr>
+                              <w:jc w:val="center"/>
+                              <w:rPr>
+                                <w:rFonts w:ascii="Arial" w:hAnsi="Arial" w:cs="Arial"/>
+                                <w:sz w:val="18"/>
+                                <w:szCs w:val="18"/>
+                              </w:rPr>
+                            </w:pPr>
+                            <w:r>
+                              <w:rPr>
+                                <w:rFonts w:ascii="Arial" w:hAnsi="Arial" w:cs="Arial"/>
+                                <w:sz w:val="18"/>
+                                <w:szCs w:val="18"/>
+                              </w:rPr>
+                              <w:t xml:space="preserve">Save the EPC and details in table tblEPCCounter </w:t>
+                            </w:r>
+                          </w:p>
+                        </w:txbxContent>
+                      </wps:txbx>
+                      <wps:bodyPr rot="0" spcFirstLastPara="0" vertOverflow="overflow" horzOverflow="overflow" vert="horz" wrap="square" lIns="91440" tIns="45720" rIns="91440" bIns="45720" numCol="1" spcCol="0" rtlCol="0" fromWordArt="0" anchor="ctr" anchorCtr="0" forceAA="0" compatLnSpc="1">
+                        <a:prstTxWarp prst="textNoShape">
+                          <a:avLst/>
+                        </a:prstTxWarp>
+                        <a:noAutofit/>
+                      </wps:bodyPr>
+                    </wps:wsp>
+                  </a:graphicData>
+                </a:graphic>
+                <wp14:sizeRelH relativeFrom="margin">
+                  <wp14:pctWidth>0</wp14:pctWidth>
+                </wp14:sizeRelH>
+                <wp14:sizeRelV relativeFrom="margin">
+                  <wp14:pctHeight>0</wp14:pctHeight>
+                </wp14:sizeRelV>
+              </wp:anchor>
+            </w:drawing>
+          </mc:Choice>
+          <mc:Fallback>
+            <w:pict>
+              <v:roundrect w14:anchorId="3B0C66CB" id="Rectangle: Rounded Corners 304" o:spid="_x0000_s1095" style="position:absolute;margin-left:87.75pt;margin-top:12.65pt;width:227.25pt;height:20.25pt;z-index:251863040;visibility:visible;mso-wrap-style:square;mso-width-percent:0;mso-height-percent:0;mso-wrap-distance-left:9pt;mso-wrap-distance-top:0;mso-wrap-distance-right:9pt;mso-wrap-distance-bottom:0;mso-position-horizontal:absolute;mso-position-horizontal-relative:margin;mso-position-vertical:absolute;mso-position-vertical-relative:text;mso-width-percent:0;mso-height-percent:0;mso-width-relative:margin;mso-height-relative:margin;v-text-anchor:middle" arcsize="10923f" o:gfxdata="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" fillcolor="#4472c4 [3204]" strokecolor="#1f3763 [1604]" strokeweight="1pt">
+                <v:stroke joinstyle="miter"/>
+                <v:textbox>
+                  <w:txbxContent>
+                    <w:p>
+                      <w:pPr>
+                        <w:jc w:val="center"/>
+                        <w:rPr>
+                          <w:rFonts w:ascii="Arial" w:hAnsi="Arial" w:cs="Arial"/>
+                          <w:sz w:val="18"/>
+                          <w:szCs w:val="18"/>
+                        </w:rPr>
+                      </w:pPr>
+                      <w:r>
+                        <w:rPr>
+                          <w:rFonts w:ascii="Arial" w:hAnsi="Arial" w:cs="Arial"/>
+                          <w:sz w:val="18"/>
+                          <w:szCs w:val="18"/>
+                        </w:rPr>
+                        <w:t xml:space="preserve">Save the EPC and details in table tblEPCCounter </w:t>
+                      </w:r>
+                    </w:p>
+                  </w:txbxContent>
+                </v:textbox>
+                <w10:wrap anchorx="margin"/>
+              </v:roundrect>
+            </w:pict>
+          </mc:Fallback>
+        </mc:AlternateContent>
+      </w:r>
+    </w:p>
+    <w:p>
+      <w:r>
+        <w:rPr>
+          <w:rFonts w:ascii="Arial" w:hAnsi="Arial" w:cs="Arial"/>
+          <w:noProof/>
+          <w:sz w:val="24"/>
+          <w:szCs w:val="24"/>
+        </w:rPr>
+        <mc:AlternateContent>
+          <mc:Choice Requires="wps">
+            <w:drawing>
+              <wp:anchor distT="0" distB="0" distL="114300" distR="114300" simplePos="0" relativeHeight="251857920" behindDoc="0" locked="0" layoutInCell="1" allowOverlap="1" wp14:anchorId="03E15624" wp14:editId="76B26829">
+                <wp:simplePos x="0" y="0"/>
+                <wp:positionH relativeFrom="margin">
+                  <wp:posOffset>2000250</wp:posOffset>
+                </wp:positionH>
+                <wp:positionV relativeFrom="paragraph">
+                  <wp:posOffset>424180</wp:posOffset>
+                </wp:positionV>
+                <wp:extent cx="1104900" cy="333375"/>
+                <wp:effectExtent l="0" t="0" r="19050" b="28575"/>
+                <wp:wrapNone/>
+                <wp:docPr id="305" name="Oval 305"/>
+                <wp:cNvGraphicFramePr/>
+                <a:graphic xmlns:a="http://schemas.openxmlformats.org/drawingml/2006/main">
+                  <a:graphicData uri="http://schemas.microsoft.com/office/word/2010/wordprocessingShape">
+                    <wps:wsp>
+                      <wps:cNvSpPr/>
+                      <wps:spPr>
+                        <a:xfrm>
+                          <a:off x="0" y="0"/>
+                          <a:ext cx="1104900" cy="333375"/>
+                        </a:xfrm>
+                        <a:prstGeom prst="ellipse">
+                          <a:avLst/>
+                        </a:prstGeom>
+                      </wps:spPr>
+                      <wps:style>
+                        <a:lnRef idx="2">
+                          <a:schemeClr val="accent1">
+                            <a:shade val="50000"/>
+                          </a:schemeClr>
+                        </a:lnRef>
+                        <a:fillRef idx="1">
+                          <a:schemeClr val="accent1"/>
+                        </a:fillRef>
+                        <a:effectRef idx="0">
+                          <a:schemeClr val="accent1"/>
+                        </a:effectRef>
+                        <a:fontRef idx="minor">
+                          <a:schemeClr val="lt1"/>
+                        </a:fontRef>
+                      </wps:style>
+                      <wps:txbx>
+                        <w:txbxContent>
+                          <w:p>
+                            <w:pPr>
+                              <w:jc w:val="center"/>
+                              <w:rPr>
+                                <w:rFonts w:ascii="Arial" w:hAnsi="Arial" w:cs="Arial"/>
+                                <w:sz w:val="18"/>
+                                <w:szCs w:val="18"/>
+                              </w:rPr>
+                            </w:pPr>
+                            <w:r>
+                              <w:rPr>
+                                <w:rFonts w:ascii="Arial" w:hAnsi="Arial" w:cs="Arial"/>
+                                <w:sz w:val="18"/>
+                                <w:szCs w:val="18"/>
+                              </w:rPr>
+                              <w:t>End</w:t>
+                            </w:r>
+                          </w:p>
+                        </w:txbxContent>
+                      </wps:txbx>
+                      <wps:bodyPr rot="0" spcFirstLastPara="0" vertOverflow="overflow" horzOverflow="overflow" vert="horz" wrap="square" lIns="91440" tIns="45720" rIns="91440" bIns="45720" numCol="1" spcCol="0" rtlCol="0" fromWordArt="0" anchor="ctr" anchorCtr="0" forceAA="0" compatLnSpc="1">
+                        <a:prstTxWarp prst="textNoShape">
+                          <a:avLst/>
+                        </a:prstTxWarp>
+                        <a:noAutofit/>
+                      </wps:bodyPr>
+                    </wps:wsp>
+                  </a:graphicData>
+                </a:graphic>
+                <wp14:sizeRelH relativeFrom="margin">
+                  <wp14:pctWidth>0</wp14:pctWidth>
+                </wp14:sizeRelH>
+                <wp14:sizeRelV relativeFrom="margin">
+                  <wp14:pctHeight>0</wp14:pctHeight>
+                </wp14:sizeRelV>
+              </wp:anchor>
+            </w:drawing>
+          </mc:Choice>
+          <mc:Fallback>
+            <w:pict>
+              <v:oval w14:anchorId="03E15624" id="Oval 305" o:spid="_x0000_s1096" style="position:absolute;margin-left:157.5pt;margin-top:33.4pt;width:87pt;height:26.25pt;z-index:251857920;visibility:visible;mso-wrap-style:square;mso-width-percent:0;mso-height-percent:0;mso-wrap-distance-left:9pt;mso-wrap-distance-top:0;mso-wrap-distance-right:9pt;mso-wrap-distance-bottom:0;mso-position-horizontal:absolute;mso-position-horizontal-relative:margin;mso-position-vertical:absolute;mso-position-vertical-relative:text;mso-width-percent:0;mso-height-percent:0;mso-width-relative:margin;mso-height-relative:margin;v-text-anchor:middle" o:gfxdata="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" fillcolor="#4472c4 [3204]" strokecolor="#1f3763 [1604]" strokeweight="1pt">
+                <v:stroke joinstyle="miter"/>
+                <v:textbox>
+                  <w:txbxContent>
+                    <w:p>
+                      <w:pPr>
+                        <w:jc w:val="center"/>
+                        <w:rPr>
+                          <w:rFonts w:ascii="Arial" w:hAnsi="Arial" w:cs="Arial"/>
+                          <w:sz w:val="18"/>
+                          <w:szCs w:val="18"/>
+                        </w:rPr>
+                      </w:pPr>
+                      <w:r>
+                        <w:rPr>
+                          <w:rFonts w:ascii="Arial" w:hAnsi="Arial" w:cs="Arial"/>
+                          <w:sz w:val="18"/>
+                          <w:szCs w:val="18"/>
+                        </w:rPr>
+                        <w:t>End</w:t>
+                      </w:r>
+                    </w:p>
+                  </w:txbxContent>
+                </v:textbox>
+                <w10:wrap anchorx="margin"/>
+              </v:oval>
+            </w:pict>
+          </mc:Fallback>
+        </mc:AlternateContent>
+      </w:r>
+      <w:r>
+        <w:rPr>
+          <w:noProof/>
+        </w:rPr>
+        <mc:AlternateContent>
+          <mc:Choice Requires="wps">
+            <w:drawing>
+              <wp:anchor distT="0" distB="0" distL="114300" distR="114300" simplePos="0" relativeHeight="251871232" behindDoc="0" locked="0" layoutInCell="1" allowOverlap="1" wp14:anchorId="3552D8DE" wp14:editId="46568CBF">
+                <wp:simplePos x="0" y="0"/>
+                <wp:positionH relativeFrom="column">
+                  <wp:posOffset>2552700</wp:posOffset>
+                </wp:positionH>
+                <wp:positionV relativeFrom="paragraph">
+                  <wp:posOffset>128270</wp:posOffset>
+                </wp:positionV>
+                <wp:extent cx="0" cy="295275"/>
+                <wp:effectExtent l="76200" t="0" r="57150" b="47625"/>
+                <wp:wrapNone/>
+                <wp:docPr id="306" name="Straight Arrow Connector 306"/>
+                <wp:cNvGraphicFramePr/>
+                <a:graphic xmlns:a="http://schemas.openxmlformats.org/drawingml/2006/main">
+                  <a:graphicData uri="http://schemas.microsoft.com/office/word/2010/wordprocessingShape">
+                    <wps:wsp>
+                      <wps:cNvCnPr/>
+                      <wps:spPr>
+                        <a:xfrm>
+                          <a:off x="0" y="0"/>
+                          <a:ext cx="0" cy="295275"/>
+                        </a:xfrm>
+                        <a:prstGeom prst="straightConnector1">
+                          <a:avLst/>
+                        </a:prstGeom>
+                        <a:ln>
+                          <a:tailEnd type="triangle"/>
+                        </a:ln>
+                      </wps:spPr>
+                      <wps:style>
+                        <a:lnRef idx="1">
+                          <a:schemeClr val="accent1"/>
+                        </a:lnRef>
+                        <a:fillRef idx="0">
+                          <a:schemeClr val="accent1"/>
+                        </a:fillRef>
+                        <a:effectRef idx="0">
+                          <a:schemeClr val="accent1"/>
+                        </a:effectRef>
+                        <a:fontRef idx="minor">
+                          <a:schemeClr val="tx1"/>
+                        </a:fontRef>
+                      </wps:style>
+                      <wps:bodyPr/>
+                    </wps:wsp>
+                  </a:graphicData>
+                </a:graphic>
+              </wp:anchor>
+            </w:drawing>
+          </mc:Choice>
+          <mc:Fallback>
+            <w:pict>
+              <v:shape w14:anchorId="59942407" id="Straight Arrow Connector 306" o:spid="_x0000_s1026" type="#_x0000_t32" style="position:absolute;margin-left:201pt;margin-top:10.1pt;width:0;height:23.25pt;z-index:251871232;visibility:visible;mso-wrap-style:square;mso-wrap-distance-left:9pt;mso-wrap-distance-top:0;mso-wrap-distance-right:9pt;mso-wrap-distance-bottom:0;mso-position-horizontal:absolute;mso-position-horizontal-relative:text;mso-position-vertical:absolute;mso-position-vertical-relative:text" o:gfxdata="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" strokecolor="#4472c4 [3204]" strokeweight=".5pt">
+                <v:stroke endarrow="block" joinstyle="miter"/>
+              </v:shape>
+            </w:pict>
+          </mc:Fallback>
+        </mc:AlternateContent>
+      </w:r>
+    </w:p>
+    <w:p/>
     <w:sectPr>
       <w:pgSz w:w="12240" w:h="15840"/>
       <w:pgMar w:top="1440" w:right="1440" w:bottom="1440" w:left="1440" w:header="720" w:footer="720" w:gutter="0"/>
@@ -21969,7 +24734,7 @@
       </w:pPr>
     </w:pPrDefault>
   </w:docDefaults>
-  <w:latentStyles w:defLockedState="0" w:defUIPriority="99" w:defSemiHidden="0" w:defUnhideWhenUsed="0" w:defQFormat="0" w:count="377">
+  <w:latentStyles w:defLockedState="0" w:defUIPriority="99" w:defSemiHidden="0" w:defUnhideWhenUsed="0" w:defQFormat="0" w:count="376">
     <w:lsdException w:name="Normal" w:uiPriority="0" w:qFormat="1"/>
     <w:lsdException w:name="heading 1" w:uiPriority="9" w:qFormat="1"/>
     <w:lsdException w:name="heading 2" w:semiHidden="1" w:uiPriority="9" w:unhideWhenUsed="1" w:qFormat="1"/>
@@ -22346,7 +25111,6 @@
     <w:lsdException w:name="Hashtag" w:semiHidden="1" w:unhideWhenUsed="1"/>
     <w:lsdException w:name="Unresolved Mention" w:semiHidden="1" w:unhideWhenUsed="1"/>
     <w:lsdException w:name="Smart Link" w:semiHidden="1" w:unhideWhenUsed="1"/>
-    <w:lsdException w:name="Smart Link Error" w:semiHidden="1" w:unhideWhenUsed="1"/>
   </w:latentStyles>
   <w:style w:type="paragraph" w:default="1" w:styleId="Normal">
     <w:name w:val="Normal"/>

--- a/WebApi/Documents/EPC Module SQL Process.docx
+++ b/WebApi/Documents/EPC Module SQL Process.docx
@@ -1,6 +1,6 @@
 
 <file path=word/document.xml><?xml version="1.0" encoding="utf-8"?>
-<w:document xmlns:wpc="http://schemas.microsoft.com/office/word/2010/wordprocessingCanvas" xmlns:cx="http://schemas.microsoft.com/office/drawing/2014/chartex" xmlns:cx1="http://schemas.microsoft.com/office/drawing/2015/9/8/chartex" xmlns:cx2="http://schemas.microsoft.com/office/drawing/2015/10/21/chartex" xmlns:cx3="http://schemas.microsoft.com/office/drawing/2016/5/9/chartex" xmlns:cx4="http://schemas.microsoft.com/office/drawing/2016/5/10/chartex" xmlns:cx5="http://schemas.microsoft.com/office/drawing/2016/5/11/chartex" xmlns:cx6="http://schemas.microsoft.com/office/drawing/2016/5/12/chartex" xmlns:cx7="http://schemas.microsoft.com/office/drawing/2016/5/13/chartex" xmlns:cx8="http://schemas.microsoft.com/office/drawing/2016/5/14/chartex" xmlns:mc="http://schemas.openxmlformats.org/markup-compatibility/2006" xmlns:aink="http://schemas.microsoft.com/office/drawing/2016/ink" xmlns:am3d="http://schemas.microsoft.com/office/drawing/2017/model3d" xmlns:o="urn:schemas-microsoft-com:office:office" xmlns:r="http://schemas.openxmlformats.org/officeDocument/2006/relationships" xmlns:m="http://schemas.openxmlformats.org/officeDocument/2006/math" xmlns:v="urn:schemas-microsoft-com:vml" xmlns:wp14="http://schemas.microsoft.com/office/word/2010/wordprocessingDrawing" xmlns:wp="http://schemas.openxmlformats.org/drawingml/2006/wordprocessingDrawing" xmlns:w10="urn:schemas-microsoft-com:office:word" xmlns:w="http://schemas.openxmlformats.org/wordprocessingml/2006/main" xmlns:w14="http://schemas.microsoft.com/office/word/2010/wordml" xmlns:w15="http://schemas.microsoft.com/office/word/2012/wordml" xmlns:w16cid="http://schemas.microsoft.com/office/word/2016/wordml/cid" xmlns:w16se="http://schemas.microsoft.com/office/word/2015/wordml/symex" xmlns:wpg="http://schemas.microsoft.com/office/word/2010/wordprocessingGroup" xmlns:wpi="http://schemas.microsoft.com/office/word/2010/wordprocessingInk" xmlns:wne="http://schemas.microsoft.com/office/word/2006/wordml" xmlns:wps="http://schemas.microsoft.com/office/word/2010/wordprocessingShape" mc:Ignorable="w14 w15 w16se w16cid wp14">
+<w:document xmlns:wpc="http://schemas.microsoft.com/office/word/2010/wordprocessingCanvas" xmlns:cx="http://schemas.microsoft.com/office/drawing/2014/chartex" xmlns:cx1="http://schemas.microsoft.com/office/drawing/2015/9/8/chartex" xmlns:cx2="http://schemas.microsoft.com/office/drawing/2015/10/21/chartex" xmlns:cx3="http://schemas.microsoft.com/office/drawing/2016/5/9/chartex" xmlns:cx4="http://schemas.microsoft.com/office/drawing/2016/5/10/chartex" xmlns:cx5="http://schemas.microsoft.com/office/drawing/2016/5/11/chartex" xmlns:cx6="http://schemas.microsoft.com/office/drawing/2016/5/12/chartex" xmlns:cx7="http://schemas.microsoft.com/office/drawing/2016/5/13/chartex" xmlns:cx8="http://schemas.microsoft.com/office/drawing/2016/5/14/chartex" xmlns:mc="http://schemas.openxmlformats.org/markup-compatibility/2006" xmlns:aink="http://schemas.microsoft.com/office/drawing/2016/ink" xmlns:am3d="http://schemas.microsoft.com/office/drawing/2017/model3d" xmlns:o="urn:schemas-microsoft-com:office:office" xmlns:r="http://schemas.openxmlformats.org/officeDocument/2006/relationships" xmlns:m="http://schemas.openxmlformats.org/officeDocument/2006/math" xmlns:v="urn:schemas-microsoft-com:vml" xmlns:wp14="http://schemas.microsoft.com/office/word/2010/wordprocessingDrawing" xmlns:wp="http://schemas.openxmlformats.org/drawingml/2006/wordprocessingDrawing" xmlns:w10="urn:schemas-microsoft-com:office:word" xmlns:w="http://schemas.openxmlformats.org/wordprocessingml/2006/main" xmlns:w14="http://schemas.microsoft.com/office/word/2010/wordml" xmlns:w15="http://schemas.microsoft.com/office/word/2012/wordml" xmlns:w16cex="http://schemas.microsoft.com/office/word/2018/wordml/cex" xmlns:w16cid="http://schemas.microsoft.com/office/word/2016/wordml/cid" xmlns:w16="http://schemas.microsoft.com/office/word/2018/wordml" xmlns:w16se="http://schemas.microsoft.com/office/word/2015/wordml/symex" xmlns:wpg="http://schemas.microsoft.com/office/word/2010/wordprocessingGroup" xmlns:wpi="http://schemas.microsoft.com/office/word/2010/wordprocessingInk" xmlns:wne="http://schemas.microsoft.com/office/word/2006/wordml" xmlns:wps="http://schemas.microsoft.com/office/word/2010/wordprocessingShape" mc:Ignorable="w14 w15 w16se w16cid w16 w16cex wp14">
   <w:body>
     <w:p>
       <w:pPr>
@@ -911,6 +911,42 @@
     <w:p>
       <w:pPr>
         <w:pStyle w:val="ListParagraph"/>
+        <w:numPr>
+          <w:ilvl w:val="1"/>
+          <w:numId w:val="2"/>
+        </w:numPr>
+        <w:spacing w:line="360" w:lineRule="auto"/>
+        <w:contextualSpacing/>
+        <w:rPr>
+          <w:rFonts w:ascii="Arial" w:hAnsi="Arial" w:cs="Arial"/>
+          <w:color w:val="000000" w:themeColor="text1"/>
+          <w:sz w:val="24"/>
+          <w:szCs w:val="24"/>
+        </w:rPr>
+      </w:pPr>
+      <w:r>
+        <w:rPr>
+          <w:rFonts w:ascii="Arial" w:hAnsi="Arial" w:cs="Arial"/>
+          <w:color w:val="000000" w:themeColor="text1"/>
+          <w:sz w:val="24"/>
+          <w:szCs w:val="24"/>
+        </w:rPr>
+        <w:t xml:space="preserve"> Gerry Weber</w:t>
+      </w:r>
+      <w:r>
+        <w:rPr>
+          <w:rFonts w:ascii="Arial" w:hAnsi="Arial" w:cs="Arial"/>
+          <w:color w:val="000000" w:themeColor="text1"/>
+          <w:sz w:val="24"/>
+          <w:szCs w:val="24"/>
+        </w:rPr>
+        <w:tab/>
+        <w:t>…………………………………………………………………...11</w:t>
+      </w:r>
+    </w:p>
+    <w:p>
+      <w:pPr>
+        <w:pStyle w:val="ListParagraph"/>
         <w:ind w:left="1080"/>
         <w:contextualSpacing/>
         <w:rPr>
@@ -1071,7 +1107,6 @@
           <w:sz w:val="24"/>
           <w:szCs w:val="24"/>
         </w:rPr>
-        <w:lastRenderedPageBreak/>
         <w:t>Workflow</w:t>
       </w:r>
       <w:r>
@@ -4752,7 +4787,6 @@
           <w:sz w:val="24"/>
           <w:szCs w:val="24"/>
         </w:rPr>
-        <w:lastRenderedPageBreak/>
         <w:t>1.1 Encoding Decoding Process Chart</w:t>
       </w:r>
     </w:p>
@@ -6421,7 +6455,6 @@
           <w:sz w:val="24"/>
           <w:szCs w:val="24"/>
         </w:rPr>
-        <w:lastRenderedPageBreak/>
         <w:t xml:space="preserve"> 2.1 </w:t>
       </w:r>
       <w:r>
@@ -8560,7 +8593,6 @@
           <w:sz w:val="24"/>
           <w:szCs w:val="24"/>
         </w:rPr>
-        <w:lastRenderedPageBreak/>
         <w:t>2.</w:t>
       </w:r>
       <w:r>
@@ -10707,7 +10739,6 @@
           <w:sz w:val="24"/>
           <w:szCs w:val="24"/>
         </w:rPr>
-        <w:lastRenderedPageBreak/>
         <w:t>2.</w:t>
       </w:r>
       <w:r>
@@ -12874,7 +12905,6 @@
           <w:sz w:val="24"/>
           <w:szCs w:val="24"/>
         </w:rPr>
-        <w:lastRenderedPageBreak/>
         <w:t>2.</w:t>
       </w:r>
       <w:r>
@@ -16814,6 +16844,7 @@
           <w:sz w:val="24"/>
           <w:szCs w:val="24"/>
         </w:rPr>
+        <w:lastRenderedPageBreak/>
         <mc:AlternateContent>
           <mc:Choice Requires="wps">
             <w:drawing>
@@ -17012,7 +17043,6 @@
           <w:sz w:val="24"/>
           <w:szCs w:val="24"/>
         </w:rPr>
-        <w:lastRenderedPageBreak/>
         <w:t>2.</w:t>
       </w:r>
       <w:r>
@@ -19159,7 +19189,6 @@
           <w:sz w:val="24"/>
           <w:szCs w:val="24"/>
         </w:rPr>
-        <w:lastRenderedPageBreak/>
         <w:t>2.</w:t>
       </w:r>
       <w:r>
@@ -21318,7 +21347,6 @@
           <w:sz w:val="24"/>
           <w:szCs w:val="24"/>
         </w:rPr>
-        <w:lastRenderedPageBreak/>
         <w:t>2.</w:t>
       </w:r>
       <w:r>
@@ -21380,8 +21408,6 @@
         </w:rPr>
         <w:t>usp_EPC_Cust_EncuentroModa</w:t>
       </w:r>
-      <w:bookmarkStart w:id="0" w:name="_GoBack"/>
-      <w:bookmarkEnd w:id="0"/>
       <w:r>
         <w:rPr>
           <w:rFonts w:ascii="Arial" w:hAnsi="Arial" w:cs="Arial"/>
@@ -24274,6 +24300,148 @@
         </mc:AlternateContent>
       </w:r>
     </w:p>
+    <w:p>
+      <w:r>
+        <w:br w:type="page"/>
+      </w:r>
+    </w:p>
+    <w:p>
+      <w:pPr>
+        <w:rPr>
+          <w:rFonts w:ascii="Arial" w:hAnsi="Arial" w:cs="Arial"/>
+          <w:sz w:val="24"/>
+          <w:szCs w:val="24"/>
+        </w:rPr>
+      </w:pPr>
+      <w:r>
+        <w:rPr>
+          <w:rFonts w:ascii="Arial" w:hAnsi="Arial" w:cs="Arial"/>
+          <w:sz w:val="24"/>
+          <w:szCs w:val="24"/>
+        </w:rPr>
+        <w:lastRenderedPageBreak/>
+        <w:t>2.</w:t>
+      </w:r>
+      <w:r>
+        <w:rPr>
+          <w:rFonts w:ascii="Arial" w:hAnsi="Arial" w:cs="Arial"/>
+          <w:sz w:val="24"/>
+          <w:szCs w:val="24"/>
+        </w:rPr>
+        <w:t>7</w:t>
+      </w:r>
+      <w:r>
+        <w:rPr>
+          <w:rFonts w:ascii="Arial" w:hAnsi="Arial" w:cs="Arial"/>
+          <w:sz w:val="24"/>
+          <w:szCs w:val="24"/>
+        </w:rPr>
+        <w:t xml:space="preserve"> </w:t>
+      </w:r>
+      <w:r>
+        <w:rPr>
+          <w:rFonts w:ascii="Arial" w:hAnsi="Arial" w:cs="Arial"/>
+          <w:sz w:val="24"/>
+          <w:szCs w:val="24"/>
+        </w:rPr>
+        <w:t>Gerry Weber</w:t>
+      </w:r>
+    </w:p>
+    <w:p>
+      <w:pPr>
+        <w:rPr>
+          <w:rFonts w:ascii="Arial" w:hAnsi="Arial" w:cs="Arial"/>
+          <w:sz w:val="24"/>
+          <w:szCs w:val="24"/>
+        </w:rPr>
+      </w:pPr>
+      <w:r>
+        <w:rPr>
+          <w:rFonts w:ascii="Arial" w:hAnsi="Arial" w:cs="Arial"/>
+          <w:sz w:val="24"/>
+          <w:szCs w:val="24"/>
+        </w:rPr>
+        <w:t>We have used Gerry Weber web service for receiving epc and save in DB.</w:t>
+      </w:r>
+    </w:p>
+    <w:p>
+      <w:pPr>
+        <w:rPr>
+          <w:rFonts w:ascii="Arial" w:hAnsi="Arial" w:cs="Arial"/>
+          <w:sz w:val="24"/>
+          <w:szCs w:val="24"/>
+        </w:rPr>
+      </w:pPr>
+      <w:r>
+        <w:rPr>
+          <w:rFonts w:ascii="Arial" w:hAnsi="Arial" w:cs="Arial"/>
+          <w:sz w:val="24"/>
+          <w:szCs w:val="24"/>
+        </w:rPr>
+        <w:t>We are used below procedure.</w:t>
+      </w:r>
+    </w:p>
+    <w:p>
+      <w:pPr>
+        <w:ind w:firstLine="720"/>
+        <w:rPr>
+          <w:rFonts w:ascii="Arial" w:hAnsi="Arial" w:cs="Arial"/>
+          <w:sz w:val="24"/>
+          <w:szCs w:val="24"/>
+        </w:rPr>
+      </w:pPr>
+      <w:r>
+        <w:rPr>
+          <w:rFonts w:ascii="Arial" w:hAnsi="Arial" w:cs="Arial"/>
+          <w:sz w:val="24"/>
+          <w:szCs w:val="24"/>
+        </w:rPr>
+        <w:t>USP_GTIN_InsertEPCReqRes</w:t>
+      </w:r>
+    </w:p>
+    <w:p>
+      <w:pPr>
+        <w:rPr>
+          <w:rFonts w:ascii="Arial" w:hAnsi="Arial" w:cs="Arial"/>
+          <w:sz w:val="24"/>
+          <w:szCs w:val="24"/>
+        </w:rPr>
+      </w:pPr>
+      <w:r>
+        <w:rPr>
+          <w:rFonts w:ascii="Arial" w:hAnsi="Arial" w:cs="Arial"/>
+          <w:sz w:val="24"/>
+          <w:szCs w:val="24"/>
+        </w:rPr>
+        <w:t>And the table to save the request and response.</w:t>
+      </w:r>
+    </w:p>
+    <w:p>
+      <w:pPr>
+        <w:rPr>
+          <w:rFonts w:ascii="Arial" w:hAnsi="Arial" w:cs="Arial"/>
+          <w:sz w:val="24"/>
+          <w:szCs w:val="24"/>
+        </w:rPr>
+      </w:pPr>
+      <w:r>
+        <w:rPr>
+          <w:rFonts w:ascii="Arial" w:hAnsi="Arial" w:cs="Arial"/>
+          <w:sz w:val="24"/>
+          <w:szCs w:val="24"/>
+        </w:rPr>
+        <w:t>tblEPCReqRes</w:t>
+      </w:r>
+    </w:p>
+    <w:p>
+      <w:pPr>
+        <w:rPr>
+          <w:rFonts w:ascii="Arial" w:hAnsi="Arial" w:cs="Arial"/>
+          <w:sz w:val="24"/>
+          <w:szCs w:val="24"/>
+        </w:rPr>
+      </w:pPr>
+    </w:p>
     <w:p/>
     <w:sectPr>
       <w:pgSz w:w="12240" w:h="15840"/>
@@ -24286,7 +24454,7 @@
 </file>
 
 <file path=word/numbering.xml><?xml version="1.0" encoding="utf-8"?>
-<w:numbering xmlns:wpc="http://schemas.microsoft.com/office/word/2010/wordprocessingCanvas" xmlns:cx="http://schemas.microsoft.com/office/drawing/2014/chartex" xmlns:cx1="http://schemas.microsoft.com/office/drawing/2015/9/8/chartex" xmlns:cx2="http://schemas.microsoft.com/office/drawing/2015/10/21/chartex" xmlns:cx3="http://schemas.microsoft.com/office/drawing/2016/5/9/chartex" xmlns:cx4="http://schemas.microsoft.com/office/drawing/2016/5/10/chartex" xmlns:cx5="http://schemas.microsoft.com/office/drawing/2016/5/11/chartex" xmlns:cx6="http://schemas.microsoft.com/office/drawing/2016/5/12/chartex" xmlns:cx7="http://schemas.microsoft.com/office/drawing/2016/5/13/chartex" xmlns:cx8="http://schemas.microsoft.com/office/drawing/2016/5/14/chartex" xmlns:mc="http://schemas.openxmlformats.org/markup-compatibility/2006" xmlns:aink="http://schemas.microsoft.com/office/drawing/2016/ink" xmlns:am3d="http://schemas.microsoft.com/office/drawing/2017/model3d" xmlns:o="urn:schemas-microsoft-com:office:office" xmlns:r="http://schemas.openxmlformats.org/officeDocument/2006/relationships" xmlns:m="http://schemas.openxmlformats.org/officeDocument/2006/math" xmlns:v="urn:schemas-microsoft-com:vml" xmlns:wp14="http://schemas.microsoft.com/office/word/2010/wordprocessingDrawing" xmlns:wp="http://schemas.openxmlformats.org/drawingml/2006/wordprocessingDrawing" xmlns:w10="urn:schemas-microsoft-com:office:word" xmlns:w="http://schemas.openxmlformats.org/wordprocessingml/2006/main" xmlns:w14="http://schemas.microsoft.com/office/word/2010/wordml" xmlns:w15="http://schemas.microsoft.com/office/word/2012/wordml" xmlns:w16cid="http://schemas.microsoft.com/office/word/2016/wordml/cid" xmlns:w16se="http://schemas.microsoft.com/office/word/2015/wordml/symex" xmlns:wpg="http://schemas.microsoft.com/office/word/2010/wordprocessingGroup" xmlns:wpi="http://schemas.microsoft.com/office/word/2010/wordprocessingInk" xmlns:wne="http://schemas.microsoft.com/office/word/2006/wordml" xmlns:wps="http://schemas.microsoft.com/office/word/2010/wordprocessingShape" mc:Ignorable="w14 w15 w16se w16cid wp14">
+<w:numbering xmlns:wpc="http://schemas.microsoft.com/office/word/2010/wordprocessingCanvas" xmlns:cx="http://schemas.microsoft.com/office/drawing/2014/chartex" xmlns:cx1="http://schemas.microsoft.com/office/drawing/2015/9/8/chartex" xmlns:cx2="http://schemas.microsoft.com/office/drawing/2015/10/21/chartex" xmlns:cx3="http://schemas.microsoft.com/office/drawing/2016/5/9/chartex" xmlns:cx4="http://schemas.microsoft.com/office/drawing/2016/5/10/chartex" xmlns:cx5="http://schemas.microsoft.com/office/drawing/2016/5/11/chartex" xmlns:cx6="http://schemas.microsoft.com/office/drawing/2016/5/12/chartex" xmlns:cx7="http://schemas.microsoft.com/office/drawing/2016/5/13/chartex" xmlns:cx8="http://schemas.microsoft.com/office/drawing/2016/5/14/chartex" xmlns:mc="http://schemas.openxmlformats.org/markup-compatibility/2006" xmlns:aink="http://schemas.microsoft.com/office/drawing/2016/ink" xmlns:am3d="http://schemas.microsoft.com/office/drawing/2017/model3d" xmlns:o="urn:schemas-microsoft-com:office:office" xmlns:r="http://schemas.openxmlformats.org/officeDocument/2006/relationships" xmlns:m="http://schemas.openxmlformats.org/officeDocument/2006/math" xmlns:v="urn:schemas-microsoft-com:vml" xmlns:wp14="http://schemas.microsoft.com/office/word/2010/wordprocessingDrawing" xmlns:wp="http://schemas.openxmlformats.org/drawingml/2006/wordprocessingDrawing" xmlns:w10="urn:schemas-microsoft-com:office:word" xmlns:w="http://schemas.openxmlformats.org/wordprocessingml/2006/main" xmlns:w14="http://schemas.microsoft.com/office/word/2010/wordml" xmlns:w15="http://schemas.microsoft.com/office/word/2012/wordml" xmlns:w16cex="http://schemas.microsoft.com/office/word/2018/wordml/cex" xmlns:w16cid="http://schemas.microsoft.com/office/word/2016/wordml/cid" xmlns:w16="http://schemas.microsoft.com/office/word/2018/wordml" xmlns:w16se="http://schemas.microsoft.com/office/word/2015/wordml/symex" xmlns:wpg="http://schemas.microsoft.com/office/word/2010/wordprocessingGroup" xmlns:wpi="http://schemas.microsoft.com/office/word/2010/wordprocessingInk" xmlns:wne="http://schemas.microsoft.com/office/word/2006/wordml" xmlns:wps="http://schemas.microsoft.com/office/word/2010/wordprocessingShape" mc:Ignorable="w14 w15 w16se w16cid w16 w16cex wp14">
   <w:abstractNum w:abstractNumId="0" w15:restartNumberingAfterBreak="0">
     <w:nsid w:val="069A6AA9"/>
     <w:multiLevelType w:val="hybridMultilevel"/>
@@ -24718,7 +24886,7 @@
 </file>
 
 <file path=word/styles.xml><?xml version="1.0" encoding="utf-8"?>
-<w:styles xmlns:mc="http://schemas.openxmlformats.org/markup-compatibility/2006" xmlns:r="http://schemas.openxmlformats.org/officeDocument/2006/relationships" xmlns:w="http://schemas.openxmlformats.org/wordprocessingml/2006/main" xmlns:w14="http://schemas.microsoft.com/office/word/2010/wordml" xmlns:w15="http://schemas.microsoft.com/office/word/2012/wordml" xmlns:w16cid="http://schemas.microsoft.com/office/word/2016/wordml/cid" xmlns:w16se="http://schemas.microsoft.com/office/word/2015/wordml/symex" mc:Ignorable="w14 w15 w16se w16cid">
+<w:styles xmlns:mc="http://schemas.openxmlformats.org/markup-compatibility/2006" xmlns:r="http://schemas.openxmlformats.org/officeDocument/2006/relationships" xmlns:w="http://schemas.openxmlformats.org/wordprocessingml/2006/main" xmlns:w14="http://schemas.microsoft.com/office/word/2010/wordml" xmlns:w15="http://schemas.microsoft.com/office/word/2012/wordml" xmlns:w16cex="http://schemas.microsoft.com/office/word/2018/wordml/cex" xmlns:w16cid="http://schemas.microsoft.com/office/word/2016/wordml/cid" xmlns:w16="http://schemas.microsoft.com/office/word/2018/wordml" xmlns:w16se="http://schemas.microsoft.com/office/word/2015/wordml/symex" mc:Ignorable="w14 w15 w16se w16cid w16 w16cex">
   <w:docDefaults>
     <w:rPrDefault>
       <w:rPr>
